--- a/docs/DREC_Technical_Progress_Report 2026-04-02.docx
+++ b/docs/DREC_Technical_Progress_Report 2026-04-02.docx
@@ -23,6 +23,7 @@
         <w:rPr/>
       </w:pPr>
       <w:r>
+        <w:rPr/>
         <w:t>Peter Laufenberg</w:t>
         <w:br/>
         <w:t>Report date: April 2, 2026</w:t>
@@ -43,6 +44,7 @@
     <w:p>
       <w:pPr>
         <w:pStyle w:val="Heading1"/>
+        <w:jc w:val="left"/>
         <w:rPr/>
       </w:pPr>
       <w:r>
@@ -53,15 +55,18 @@
     <w:p>
       <w:pPr>
         <w:pStyle w:val="Normal"/>
-        <w:rPr/>
-      </w:pPr>
-      <w:r>
+        <w:jc w:val="left"/>
+        <w:rPr/>
+      </w:pPr>
+      <w:r>
+        <w:rPr/>
         <w:t>This report covers the technical progress made on the D-REC platform over recent development cycles. Key outcomes include: a comprehensive device review and approval workflow with bulk actions and automated screening, a dedicated meter-read review module, real-time chat system with notification improvements, multi-layer verification tooling aligned to the D-REC Methodology specification, security hardening across three audit tools, and infrastructure cost savings from decommissioning unused cloud resources.</w:t>
       </w:r>
     </w:p>
     <w:p>
       <w:pPr>
         <w:pStyle w:val="Heading1"/>
+        <w:jc w:val="left"/>
         <w:rPr/>
       </w:pPr>
       <w:r>
@@ -98,18 +103,11 @@
           <w:p>
             <w:pPr>
               <w:pStyle w:val="Normal"/>
-              <w:widowControl/>
+              <w:widowControl w:val="false"/>
+              <w:suppressAutoHyphens w:val="true"/>
               <w:spacing w:lineRule="auto" w:line="240" w:before="0" w:after="0"/>
               <w:jc w:val="left"/>
-              <w:rPr>
-                <w:rFonts w:eastAsia="ＭＳ 明朝" w:cs=""/>
-                <w:b/>
-                <w:b/>
-                <w:bCs/>
-                <w:kern w:val="0"/>
-                <w:szCs w:val="22"/>
-                <w:lang w:val="en-US" w:eastAsia="en-US" w:bidi="ar-SA"/>
-              </w:rPr>
+              <w:rPr/>
             </w:pPr>
             <w:r>
               <w:rPr>
@@ -133,20 +131,17 @@
           <w:p>
             <w:pPr>
               <w:pStyle w:val="Normal"/>
-              <w:widowControl/>
+              <w:widowControl w:val="false"/>
+              <w:suppressAutoHyphens w:val="true"/>
               <w:spacing w:lineRule="auto" w:line="240" w:before="0" w:after="0"/>
               <w:jc w:val="left"/>
+              <w:rPr/>
+            </w:pPr>
+            <w:r>
               <w:rPr>
-                <w:rFonts w:eastAsia="ＭＳ 明朝" w:cs=""/>
-                <w:b/>
                 <w:b/>
                 <w:bCs/>
-                <w:kern w:val="0"/>
-                <w:szCs w:val="22"/>
-                <w:lang w:val="en-US" w:eastAsia="en-US" w:bidi="ar-SA"/>
               </w:rPr>
-            </w:pPr>
-            <w:r>
               <w:t>~1,600+</w:t>
             </w:r>
           </w:p>
@@ -166,18 +161,11 @@
           <w:p>
             <w:pPr>
               <w:pStyle w:val="Normal"/>
-              <w:widowControl/>
+              <w:widowControl w:val="false"/>
+              <w:suppressAutoHyphens w:val="true"/>
               <w:spacing w:lineRule="auto" w:line="240" w:before="0" w:after="0"/>
               <w:jc w:val="left"/>
-              <w:rPr>
-                <w:rFonts w:eastAsia="ＭＳ 明朝" w:cs=""/>
-                <w:b/>
-                <w:b/>
-                <w:bCs/>
-                <w:kern w:val="0"/>
-                <w:szCs w:val="22"/>
-                <w:lang w:val="en-US" w:eastAsia="en-US" w:bidi="ar-SA"/>
-              </w:rPr>
+              <w:rPr/>
             </w:pPr>
             <w:r>
               <w:rPr>
@@ -205,17 +193,14 @@
           <w:p>
             <w:pPr>
               <w:pStyle w:val="Normal"/>
-              <w:widowControl/>
+              <w:widowControl w:val="false"/>
+              <w:suppressAutoHyphens w:val="true"/>
               <w:spacing w:lineRule="auto" w:line="240" w:before="0" w:after="0"/>
               <w:jc w:val="left"/>
-              <w:rPr>
-                <w:rFonts w:eastAsia="ＭＳ 明朝" w:cs=""/>
-                <w:kern w:val="0"/>
-                <w:szCs w:val="22"/>
-                <w:lang w:val="en-US" w:eastAsia="en-US" w:bidi="ar-SA"/>
-              </w:rPr>
+              <w:rPr/>
             </w:pPr>
             <w:r>
+              <w:rPr/>
               <w:t>363+ (semgrep, SonarQube/SonarCloud, Dependabot)</w:t>
             </w:r>
           </w:p>
@@ -234,18 +219,11 @@
           <w:p>
             <w:pPr>
               <w:pStyle w:val="Normal"/>
-              <w:widowControl/>
+              <w:widowControl w:val="false"/>
+              <w:suppressAutoHyphens w:val="true"/>
               <w:spacing w:lineRule="auto" w:line="240" w:before="0" w:after="0"/>
               <w:jc w:val="left"/>
-              <w:rPr>
-                <w:rFonts w:eastAsia="ＭＳ 明朝" w:cs=""/>
-                <w:b/>
-                <w:b/>
-                <w:bCs/>
-                <w:kern w:val="0"/>
-                <w:szCs w:val="22"/>
-                <w:lang w:val="en-US" w:eastAsia="en-US" w:bidi="ar-SA"/>
-              </w:rPr>
+              <w:rPr/>
             </w:pPr>
             <w:r>
               <w:rPr>
@@ -272,15 +250,11 @@
           <w:p>
             <w:pPr>
               <w:pStyle w:val="Normal"/>
-              <w:widowControl/>
+              <w:widowControl w:val="false"/>
+              <w:suppressAutoHyphens w:val="true"/>
               <w:spacing w:lineRule="auto" w:line="240" w:before="0" w:after="0"/>
               <w:jc w:val="left"/>
-              <w:rPr>
-                <w:rFonts w:eastAsia="ＭＳ 明朝" w:cs=""/>
-                <w:kern w:val="0"/>
-                <w:szCs w:val="22"/>
-                <w:lang w:val="en-US" w:eastAsia="en-US" w:bidi="ar-SA"/>
-              </w:rPr>
+              <w:rPr/>
             </w:pPr>
             <w:r>
               <w:rPr>
@@ -309,18 +283,11 @@
           <w:p>
             <w:pPr>
               <w:pStyle w:val="Normal"/>
-              <w:widowControl/>
+              <w:widowControl w:val="false"/>
+              <w:suppressAutoHyphens w:val="true"/>
               <w:spacing w:lineRule="auto" w:line="240" w:before="0" w:after="0"/>
               <w:jc w:val="left"/>
-              <w:rPr>
-                <w:rFonts w:eastAsia="ＭＳ 明朝" w:cs=""/>
-                <w:b/>
-                <w:b/>
-                <w:bCs/>
-                <w:kern w:val="0"/>
-                <w:szCs w:val="22"/>
-                <w:lang w:val="en-US" w:eastAsia="en-US" w:bidi="ar-SA"/>
-              </w:rPr>
+              <w:rPr/>
             </w:pPr>
             <w:r>
               <w:rPr>
@@ -348,15 +315,11 @@
           <w:p>
             <w:pPr>
               <w:pStyle w:val="Normal"/>
-              <w:widowControl/>
+              <w:widowControl w:val="false"/>
+              <w:suppressAutoHyphens w:val="true"/>
               <w:spacing w:lineRule="auto" w:line="240" w:before="0" w:after="0"/>
               <w:jc w:val="left"/>
-              <w:rPr>
-                <w:rFonts w:eastAsia="ＭＳ 明朝" w:cs=""/>
-                <w:kern w:val="0"/>
-                <w:szCs w:val="22"/>
-                <w:lang w:val="en-US" w:eastAsia="en-US" w:bidi="ar-SA"/>
-              </w:rPr>
+              <w:rPr/>
             </w:pPr>
             <w:r>
               <w:rPr>
@@ -384,18 +347,11 @@
           <w:p>
             <w:pPr>
               <w:pStyle w:val="Normal"/>
-              <w:widowControl/>
+              <w:widowControl w:val="false"/>
+              <w:suppressAutoHyphens w:val="true"/>
               <w:spacing w:lineRule="auto" w:line="240" w:before="0" w:after="0"/>
               <w:jc w:val="left"/>
-              <w:rPr>
-                <w:rFonts w:eastAsia="ＭＳ 明朝" w:cs=""/>
-                <w:b/>
-                <w:b/>
-                <w:bCs/>
-                <w:kern w:val="0"/>
-                <w:szCs w:val="22"/>
-                <w:lang w:val="en-US" w:eastAsia="en-US" w:bidi="ar-SA"/>
-              </w:rPr>
+              <w:rPr/>
             </w:pPr>
             <w:r>
               <w:rPr>
@@ -422,15 +378,11 @@
           <w:p>
             <w:pPr>
               <w:pStyle w:val="Normal"/>
-              <w:widowControl/>
+              <w:widowControl w:val="false"/>
+              <w:suppressAutoHyphens w:val="true"/>
               <w:spacing w:lineRule="auto" w:line="240" w:before="0" w:after="0"/>
               <w:jc w:val="left"/>
-              <w:rPr>
-                <w:rFonts w:eastAsia="ＭＳ 明朝" w:cs=""/>
-                <w:kern w:val="0"/>
-                <w:szCs w:val="22"/>
-                <w:lang w:val="en-US" w:eastAsia="en-US" w:bidi="ar-SA"/>
-              </w:rPr>
+              <w:rPr/>
             </w:pPr>
             <w:r>
               <w:rPr>
@@ -459,18 +411,11 @@
           <w:p>
             <w:pPr>
               <w:pStyle w:val="Normal"/>
-              <w:widowControl/>
+              <w:widowControl w:val="false"/>
+              <w:suppressAutoHyphens w:val="true"/>
               <w:spacing w:lineRule="auto" w:line="240" w:before="0" w:after="0"/>
               <w:jc w:val="left"/>
-              <w:rPr>
-                <w:rFonts w:eastAsia="ＭＳ 明朝" w:cs=""/>
-                <w:b/>
-                <w:b/>
-                <w:bCs/>
-                <w:kern w:val="0"/>
-                <w:szCs w:val="22"/>
-                <w:lang w:val="en-US" w:eastAsia="en-US" w:bidi="ar-SA"/>
-              </w:rPr>
+              <w:rPr/>
             </w:pPr>
             <w:r>
               <w:rPr>
@@ -498,15 +443,11 @@
           <w:p>
             <w:pPr>
               <w:pStyle w:val="Normal"/>
-              <w:widowControl/>
+              <w:widowControl w:val="false"/>
+              <w:suppressAutoHyphens w:val="true"/>
               <w:spacing w:lineRule="auto" w:line="240" w:before="0" w:after="0"/>
               <w:jc w:val="left"/>
-              <w:rPr>
-                <w:rFonts w:eastAsia="ＭＳ 明朝" w:cs=""/>
-                <w:kern w:val="0"/>
-                <w:szCs w:val="22"/>
-                <w:lang w:val="en-US" w:eastAsia="en-US" w:bidi="ar-SA"/>
-              </w:rPr>
+              <w:rPr/>
             </w:pPr>
             <w:r>
               <w:rPr>
@@ -528,23 +469,17 @@
             <w:tcW w:w="4703" w:type="dxa"/>
             <w:tcBorders>
               <w:top w:val="nil"/>
+              <w:bottom w:val="nil"/>
             </w:tcBorders>
           </w:tcPr>
           <w:p>
             <w:pPr>
               <w:pStyle w:val="Normal"/>
-              <w:widowControl/>
+              <w:widowControl w:val="false"/>
+              <w:suppressAutoHyphens w:val="true"/>
               <w:spacing w:lineRule="auto" w:line="240" w:before="0" w:after="0"/>
               <w:jc w:val="left"/>
-              <w:rPr>
-                <w:rFonts w:eastAsia="ＭＳ 明朝" w:cs=""/>
-                <w:b/>
-                <w:b/>
-                <w:bCs/>
-                <w:kern w:val="0"/>
-                <w:szCs w:val="22"/>
-                <w:lang w:val="en-US" w:eastAsia="en-US" w:bidi="ar-SA"/>
-              </w:rPr>
+              <w:rPr/>
             </w:pPr>
             <w:r>
               <w:rPr>
@@ -565,20 +500,17 @@
             <w:tcW w:w="4702" w:type="dxa"/>
             <w:tcBorders>
               <w:top w:val="nil"/>
+              <w:bottom w:val="nil"/>
             </w:tcBorders>
           </w:tcPr>
           <w:p>
             <w:pPr>
               <w:pStyle w:val="Normal"/>
-              <w:widowControl/>
+              <w:widowControl w:val="false"/>
+              <w:suppressAutoHyphens w:val="true"/>
               <w:spacing w:lineRule="auto" w:line="240" w:before="0" w:after="0"/>
               <w:jc w:val="left"/>
-              <w:rPr>
-                <w:rFonts w:eastAsia="ＭＳ 明朝" w:cs=""/>
-                <w:kern w:val="0"/>
-                <w:szCs w:val="22"/>
-                <w:lang w:val="en-US" w:eastAsia="en-US" w:bidi="ar-SA"/>
-              </w:rPr>
+              <w:rPr/>
             </w:pPr>
             <w:r>
               <w:rPr>
@@ -594,88 +526,210 @@
         </w:tc>
       </w:tr>
       <w:tr>
+        <w:trPr/>
         <w:tc>
           <w:tcPr>
-            <w:tcW w:type="dxa" w:w="4703"/>
+            <w:tcW w:w="4703" w:type="dxa"/>
+            <w:tcBorders>
+              <w:top w:val="nil"/>
+              <w:bottom w:val="nil"/>
+            </w:tcBorders>
+            <w:shd w:color="auto" w:fill="D3DFEE" w:themeFill="accent1" w:themeFillTint="3f" w:val="clear"/>
           </w:tcPr>
           <w:p>
+            <w:pPr>
+              <w:pStyle w:val="Normal"/>
+              <w:widowControl w:val="false"/>
+              <w:suppressAutoHyphens w:val="true"/>
+              <w:spacing w:before="0" w:after="200"/>
+              <w:jc w:val="left"/>
+              <w:rPr/>
+            </w:pPr>
             <w:r>
+              <w:rPr>
+                <w:b/>
+                <w:bCs/>
+              </w:rPr>
               <w:t>SonarCloud issues resolved (latest scan)</w:t>
             </w:r>
           </w:p>
         </w:tc>
         <w:tc>
           <w:tcPr>
-            <w:tcW w:type="dxa" w:w="4702"/>
+            <w:tcW w:w="4702" w:type="dxa"/>
+            <w:tcBorders>
+              <w:top w:val="nil"/>
+              <w:bottom w:val="nil"/>
+            </w:tcBorders>
+            <w:shd w:color="auto" w:fill="D3DFEE" w:themeFill="accent1" w:themeFillTint="3f" w:val="clear"/>
           </w:tcPr>
           <w:p>
+            <w:pPr>
+              <w:pStyle w:val="Normal"/>
+              <w:widowControl w:val="false"/>
+              <w:suppressAutoHyphens w:val="true"/>
+              <w:spacing w:before="0" w:after="200"/>
+              <w:jc w:val="left"/>
+              <w:rPr/>
+            </w:pPr>
             <w:r>
+              <w:rPr/>
               <w:t>~36 across backend</w:t>
             </w:r>
           </w:p>
         </w:tc>
       </w:tr>
       <w:tr>
+        <w:trPr/>
         <w:tc>
           <w:tcPr>
-            <w:tcW w:type="dxa" w:w="4703"/>
+            <w:tcW w:w="4703" w:type="dxa"/>
+            <w:tcBorders>
+              <w:top w:val="nil"/>
+              <w:bottom w:val="nil"/>
+            </w:tcBorders>
           </w:tcPr>
           <w:p>
+            <w:pPr>
+              <w:pStyle w:val="Normal"/>
+              <w:widowControl w:val="false"/>
+              <w:suppressAutoHyphens w:val="true"/>
+              <w:spacing w:before="0" w:after="200"/>
+              <w:jc w:val="left"/>
+              <w:rPr/>
+            </w:pPr>
             <w:r>
+              <w:rPr>
+                <w:b/>
+                <w:bCs/>
+              </w:rPr>
               <w:t>Audit log action types</w:t>
             </w:r>
           </w:p>
         </w:tc>
         <w:tc>
           <w:tcPr>
-            <w:tcW w:type="dxa" w:w="4702"/>
+            <w:tcW w:w="4702" w:type="dxa"/>
+            <w:tcBorders>
+              <w:top w:val="nil"/>
+              <w:bottom w:val="nil"/>
+            </w:tcBorders>
           </w:tcPr>
           <w:p>
+            <w:pPr>
+              <w:pStyle w:val="Normal"/>
+              <w:widowControl w:val="false"/>
+              <w:suppressAutoHyphens w:val="true"/>
+              <w:spacing w:before="0" w:after="200"/>
+              <w:jc w:val="left"/>
+              <w:rPr/>
+            </w:pPr>
             <w:r>
+              <w:rPr/>
               <w:t>15 (12 original + 3 new)</w:t>
             </w:r>
           </w:p>
         </w:tc>
       </w:tr>
       <w:tr>
+        <w:trPr/>
         <w:tc>
           <w:tcPr>
-            <w:tcW w:type="dxa" w:w="4703"/>
+            <w:tcW w:w="4703" w:type="dxa"/>
+            <w:tcBorders>
+              <w:top w:val="nil"/>
+              <w:bottom w:val="nil"/>
+            </w:tcBorders>
+            <w:shd w:color="auto" w:fill="D3DFEE" w:themeFill="accent1" w:themeFillTint="3f" w:val="clear"/>
           </w:tcPr>
           <w:p>
+            <w:pPr>
+              <w:pStyle w:val="Normal"/>
+              <w:widowControl w:val="false"/>
+              <w:suppressAutoHyphens w:val="true"/>
+              <w:spacing w:before="0" w:after="200"/>
+              <w:jc w:val="left"/>
+              <w:rPr/>
+            </w:pPr>
             <w:r>
+              <w:rPr>
+                <w:b/>
+                <w:bCs/>
+              </w:rPr>
               <w:t>Verification tools</w:t>
             </w:r>
           </w:p>
         </w:tc>
         <w:tc>
           <w:tcPr>
-            <w:tcW w:type="dxa" w:w="4702"/>
+            <w:tcW w:w="4702" w:type="dxa"/>
+            <w:tcBorders>
+              <w:top w:val="nil"/>
+              <w:bottom w:val="nil"/>
+            </w:tcBorders>
+            <w:shd w:color="auto" w:fill="D3DFEE" w:themeFill="accent1" w:themeFillTint="3f" w:val="clear"/>
           </w:tcPr>
           <w:p>
+            <w:pPr>
+              <w:pStyle w:val="Normal"/>
+              <w:widowControl w:val="false"/>
+              <w:suppressAutoHyphens w:val="true"/>
+              <w:spacing w:before="0" w:after="200"/>
+              <w:jc w:val="left"/>
+              <w:rPr/>
+            </w:pPr>
             <w:r>
+              <w:rPr/>
               <w:t>9 distinct checks</w:t>
             </w:r>
           </w:p>
         </w:tc>
       </w:tr>
       <w:tr>
+        <w:trPr/>
         <w:tc>
           <w:tcPr>
-            <w:tcW w:type="dxa" w:w="4703"/>
+            <w:tcW w:w="4703" w:type="dxa"/>
+            <w:tcBorders>
+              <w:top w:val="nil"/>
+            </w:tcBorders>
           </w:tcPr>
           <w:p>
+            <w:pPr>
+              <w:pStyle w:val="Normal"/>
+              <w:widowControl w:val="false"/>
+              <w:suppressAutoHyphens w:val="true"/>
+              <w:spacing w:before="0" w:after="200"/>
+              <w:jc w:val="left"/>
+              <w:rPr/>
+            </w:pPr>
             <w:r>
+              <w:rPr>
+                <w:b/>
+                <w:bCs/>
+              </w:rPr>
               <w:t>ACL permission gaps fixed</w:t>
             </w:r>
           </w:p>
         </w:tc>
         <w:tc>
           <w:tcPr>
-            <w:tcW w:type="dxa" w:w="4702"/>
+            <w:tcW w:w="4702" w:type="dxa"/>
+            <w:tcBorders>
+              <w:top w:val="nil"/>
+            </w:tcBorders>
           </w:tcPr>
           <w:p>
+            <w:pPr>
+              <w:pStyle w:val="Normal"/>
+              <w:widowControl w:val="false"/>
+              <w:suppressAutoHyphens w:val="true"/>
+              <w:spacing w:before="0" w:after="200"/>
+              <w:jc w:val="left"/>
+              <w:rPr/>
+            </w:pPr>
             <w:r>
+              <w:rPr/>
               <w:t>2 critical (Reviewer/SeniorReviewer)</w:t>
             </w:r>
           </w:p>
@@ -685,6 +739,7 @@
     <w:p>
       <w:pPr>
         <w:pStyle w:val="Normal"/>
+        <w:jc w:val="left"/>
         <w:rPr/>
       </w:pPr>
       <w:r>
@@ -694,6 +749,7 @@
     <w:p>
       <w:pPr>
         <w:pStyle w:val="Heading1"/>
+        <w:jc w:val="left"/>
         <w:rPr/>
       </w:pPr>
       <w:r>
@@ -704,6 +760,7 @@
     <w:p>
       <w:pPr>
         <w:pStyle w:val="Heading2"/>
+        <w:jc w:val="left"/>
         <w:rPr/>
       </w:pPr>
       <w:r>
@@ -714,6 +771,7 @@
     <w:p>
       <w:pPr>
         <w:pStyle w:val="Normal"/>
+        <w:jc w:val="left"/>
         <w:rPr/>
       </w:pPr>
       <w:r>
@@ -728,11 +786,12 @@
           <w:ilvl w:val="0"/>
           <w:numId w:val="1"/>
         </w:numPr>
-        <w:rPr/>
-      </w:pPr>
-      <w:r>
-        <w:rPr/>
-        <w:t>Embedded review panel in the device list view with document inspection, OCR text extraction, and AI-powered translation (DeepL via backend API)</w:t>
+        <w:jc w:val="left"/>
+        <w:rPr/>
+      </w:pPr>
+      <w:r>
+        <w:rPr/>
+        <w:t>Embedded review panel in the device list view with document inspection, OCR text extraction, and AI-powered translation (DeepL free tier via backend API)</w:t>
       </w:r>
     </w:p>
     <w:p>
@@ -742,11 +801,12 @@
           <w:ilvl w:val="0"/>
           <w:numId w:val="1"/>
         </w:numPr>
-        <w:rPr/>
-      </w:pPr>
-      <w:r>
-        <w:rPr/>
-        <w:t>Document management with S3 pre-signed URL refresh, image/PDF preview, and per-document "reviewed" checkboxes</w:t>
+        <w:jc w:val="left"/>
+        <w:rPr/>
+      </w:pPr>
+      <w:r>
+        <w:rPr/>
+        <w:t>Satellite imagery solar panel detection using AI (Roboflow ML free tier with limited credits)</w:t>
       </w:r>
     </w:p>
     <w:p>
@@ -756,11 +816,12 @@
           <w:ilvl w:val="0"/>
           <w:numId w:val="1"/>
         </w:numPr>
-        <w:rPr/>
-      </w:pPr>
-      <w:r>
-        <w:rPr/>
-        <w:t>Review status workflow: draft → pending → approved/rejected, with status change logging</w:t>
+        <w:jc w:val="left"/>
+        <w:rPr/>
+      </w:pPr>
+      <w:r>
+        <w:rPr/>
+        <w:t>Document management with S3 pre-signed URL refresh, image/PDF preview, and per-document "reviewed" checkboxes</w:t>
       </w:r>
     </w:p>
     <w:p>
@@ -770,11 +831,12 @@
           <w:ilvl w:val="0"/>
           <w:numId w:val="1"/>
         </w:numPr>
-        <w:rPr/>
-      </w:pPr>
-      <w:r>
-        <w:rPr/>
-        <w:t>World map integration: click a map pin to filter and scroll to the corresponding device in the review panel</w:t>
+        <w:jc w:val="left"/>
+        <w:rPr/>
+      </w:pPr>
+      <w:r>
+        <w:rPr/>
+        <w:t>Review status workflow: draft → pending → approved/rejected, with status change logging</w:t>
       </w:r>
     </w:p>
     <w:p>
@@ -784,31 +846,12 @@
           <w:ilvl w:val="0"/>
           <w:numId w:val="1"/>
         </w:numPr>
-        <w:rPr/>
-      </w:pPr>
-      <w:r>
-        <w:rPr/>
-        <w:t>Reviewer and Senior Reviewer roles with dedicated registration flow and admin approval emails</w:t>
-      </w:r>
-    </w:p>
-    <w:p>
-      <w:pPr>
-        <w:pStyle w:val="Heading2"/>
-        <w:rPr/>
-      </w:pPr>
-      <w:r>
-        <w:rPr/>
-        <w:t>Real-Time Chat System</w:t>
-      </w:r>
-    </w:p>
-    <w:p>
-      <w:pPr>
-        <w:pStyle w:val="Normal"/>
-        <w:rPr/>
-      </w:pPr>
-      <w:r>
-        <w:rPr/>
-        <w:t>Implemented a site-scoped chat system allowing developers and administrators to communicate about specific device submissions directly within the platform.</w:t>
+        <w:jc w:val="left"/>
+        <w:rPr/>
+      </w:pPr>
+      <w:r>
+        <w:rPr/>
+        <w:t>World map integration: click a map pin to filter and scroll to the corresponding device in the review panel</w:t>
       </w:r>
     </w:p>
     <w:p>
@@ -818,11 +861,34 @@
           <w:ilvl w:val="0"/>
           <w:numId w:val="1"/>
         </w:numPr>
-        <w:rPr/>
-      </w:pPr>
-      <w:r>
-        <w:rPr/>
-        <w:t>Chat window integrated into the main navigation with conversation threading</w:t>
+        <w:jc w:val="left"/>
+        <w:rPr/>
+      </w:pPr>
+      <w:r>
+        <w:rPr/>
+        <w:t>Reviewer and Senior Reviewer roles with dedicated registration flow and admin approval emails</w:t>
+      </w:r>
+    </w:p>
+    <w:p>
+      <w:pPr>
+        <w:pStyle w:val="Heading2"/>
+        <w:jc w:val="left"/>
+        <w:rPr/>
+      </w:pPr>
+      <w:r>
+        <w:rPr/>
+        <w:t>Real-Time Chat System</w:t>
+      </w:r>
+    </w:p>
+    <w:p>
+      <w:pPr>
+        <w:pStyle w:val="Normal"/>
+        <w:jc w:val="left"/>
+        <w:rPr/>
+      </w:pPr>
+      <w:r>
+        <w:rPr/>
+        <w:t>Implemented a site-scoped chat system allowing market intermediaries and reviewers to communicate about specific device submissions directly within the platform.</w:t>
       </w:r>
     </w:p>
     <w:p>
@@ -832,11 +898,12 @@
           <w:ilvl w:val="0"/>
           <w:numId w:val="1"/>
         </w:numPr>
-        <w:rPr/>
-      </w:pPr>
-      <w:r>
-        <w:rPr/>
-        <w:t>Messages linked to specific device sites (projectName) for contextual discussions</w:t>
+        <w:jc w:val="left"/>
+        <w:rPr/>
+      </w:pPr>
+      <w:r>
+        <w:rPr/>
+        <w:t>Chat window integrated into the main navigation with conversation threading</w:t>
       </w:r>
     </w:p>
     <w:p>
@@ -846,11 +913,12 @@
           <w:ilvl w:val="0"/>
           <w:numId w:val="1"/>
         </w:numPr>
-        <w:rPr/>
-      </w:pPr>
-      <w:r>
-        <w:rPr/>
-        <w:t>Chat list component with conversation history and site name filtering</w:t>
+        <w:jc w:val="left"/>
+        <w:rPr/>
+      </w:pPr>
+      <w:r>
+        <w:rPr/>
+        <w:t>Messages linked to specific device sites (siteName) for contextual discussions</w:t>
       </w:r>
     </w:p>
     <w:p>
@@ -860,41 +928,12 @@
           <w:ilvl w:val="0"/>
           <w:numId w:val="1"/>
         </w:numPr>
-        <w:rPr/>
-      </w:pPr>
-      <w:r>
-        <w:rPr/>
-        <w:t>Backend chat API with message persistence, conversation management, and admin endpoint</w:t>
-      </w:r>
-    </w:p>
-    <w:p>
-      <w:pPr>
-        <w:pStyle w:val="Heading2"/>
-        <w:rPr/>
-      </w:pPr>
-      <w:r>
-        <w:rPr/>
-        <w:t>Certificate API Enhancement</w:t>
-      </w:r>
-    </w:p>
-    <w:p>
-      <w:pPr>
-        <w:pStyle w:val="Normal"/>
-        <w:rPr/>
-      </w:pPr>
-      <w:r>
-        <w:rPr/>
-        <w:t>Added a new developerId field to the certificate API response, enabling API consumers (e.g., Powertrust) to correlate certificates with their own device identifiers without breaking changes to existing integrations.</w:t>
-      </w:r>
-    </w:p>
-    <w:p>
-      <w:pPr>
-        <w:pStyle w:val="Heading2"/>
-        <w:rPr/>
-      </w:pPr>
-      <w:r>
-        <w:rPr/>
-        <w:t>UI/UX Improvements</w:t>
+        <w:jc w:val="left"/>
+        <w:rPr/>
+      </w:pPr>
+      <w:r>
+        <w:rPr/>
+        <w:t>Chat list component with conversation history and site name filtering</w:t>
       </w:r>
     </w:p>
     <w:p>
@@ -904,11 +943,45 @@
           <w:ilvl w:val="0"/>
           <w:numId w:val="1"/>
         </w:numPr>
-        <w:rPr/>
-      </w:pPr>
-      <w:r>
-        <w:rPr/>
-        <w:t>Renamed "API User" to "Market Intermediary" throughout the codebase for clarity</w:t>
+        <w:jc w:val="left"/>
+        <w:rPr/>
+      </w:pPr>
+      <w:r>
+        <w:rPr/>
+        <w:t>Backend chat API with message persistence, conversation management, admin endpoint and web hook configuration</w:t>
+      </w:r>
+    </w:p>
+    <w:p>
+      <w:pPr>
+        <w:pStyle w:val="Heading2"/>
+        <w:jc w:val="left"/>
+        <w:rPr/>
+      </w:pPr>
+      <w:r>
+        <w:rPr/>
+        <w:t>Certificate API Enhancement</w:t>
+      </w:r>
+    </w:p>
+    <w:p>
+      <w:pPr>
+        <w:pStyle w:val="Normal"/>
+        <w:jc w:val="left"/>
+        <w:rPr/>
+      </w:pPr>
+      <w:r>
+        <w:rPr/>
+        <w:t>Added a new developerId field to the certificate API response, enabling API consumers (e.g., Powertrust) to correlate certificates with their own device identifiers without breaking changes to existing integrations.</w:t>
+      </w:r>
+    </w:p>
+    <w:p>
+      <w:pPr>
+        <w:pStyle w:val="Heading2"/>
+        <w:jc w:val="left"/>
+        <w:rPr/>
+      </w:pPr>
+      <w:r>
+        <w:rPr/>
+        <w:t>UI/UX Improvements</w:t>
       </w:r>
     </w:p>
     <w:p>
@@ -918,11 +991,12 @@
           <w:ilvl w:val="0"/>
           <w:numId w:val="1"/>
         </w:numPr>
-        <w:rPr/>
-      </w:pPr>
-      <w:r>
-        <w:rPr/>
-        <w:t>Renamed "Site" column to "Project Name" in device reviews for consistency</w:t>
+        <w:jc w:val="left"/>
+        <w:rPr/>
+      </w:pPr>
+      <w:r>
+        <w:rPr/>
+        <w:t>Renamed "API User" to "Market Intermediary" throughout the codebase for clarity</w:t>
       </w:r>
     </w:p>
     <w:p>
@@ -932,11 +1006,13 @@
           <w:ilvl w:val="0"/>
           <w:numId w:val="1"/>
         </w:numPr>
-        <w:rPr/>
-      </w:pPr>
-      <w:r>
-        <w:rPr/>
-        <w:t>Added COD (Commercial Operation Date) proof and AC capacity fields to device forms</w:t>
+        <w:bidi w:val="0"/>
+        <w:jc w:val="left"/>
+        <w:rPr/>
+      </w:pPr>
+      <w:r>
+        <w:rPr/>
+        <w:t>Renamed "Project Name" column to "Site" for consistency</w:t>
       </w:r>
     </w:p>
     <w:p>
@@ -946,11 +1022,12 @@
           <w:ilvl w:val="0"/>
           <w:numId w:val="1"/>
         </w:numPr>
-        <w:rPr/>
-      </w:pPr>
-      <w:r>
-        <w:rPr/>
-        <w:t>Resizable sidebar navigation</w:t>
+        <w:jc w:val="left"/>
+        <w:rPr/>
+      </w:pPr>
+      <w:r>
+        <w:rPr/>
+        <w:t>Added COD (Commissioning Date) proof and AC capacity fields to device forms</w:t>
       </w:r>
     </w:p>
     <w:p>
@@ -960,11 +1037,12 @@
           <w:ilvl w:val="0"/>
           <w:numId w:val="1"/>
         </w:numPr>
-        <w:rPr/>
-      </w:pPr>
-      <w:r>
-        <w:rPr/>
-        <w:t>Removed phone number auto-formatter that was corrupting international numbers</w:t>
+        <w:jc w:val="left"/>
+        <w:rPr/>
+      </w:pPr>
+      <w:r>
+        <w:rPr/>
+        <w:t>Resizable sidebar navigation</w:t>
       </w:r>
     </w:p>
     <w:p>
@@ -974,41 +1052,12 @@
           <w:ilvl w:val="0"/>
           <w:numId w:val="1"/>
         </w:numPr>
-        <w:rPr/>
-      </w:pPr>
-      <w:r>
-        <w:rPr/>
-        <w:t>Sortable, filterable device reviews table</w:t>
-      </w:r>
-    </w:p>
-    <w:p>
-      <w:pPr>
-        <w:pStyle w:val="Heading1"/>
-        <w:rPr/>
-      </w:pPr>
-      <w:r>
-        <w:rPr/>
-        <w:t>Security Hardening</w:t>
-      </w:r>
-    </w:p>
-    <w:p>
-      <w:pPr>
-        <w:pStyle w:val="Normal"/>
-        <w:rPr/>
-      </w:pPr>
-      <w:r>
-        <w:rPr/>
-        <w:t>Conducted a comprehensive security audit using three complementary tools — Semgrep (static analysis), SonarQube/SonarCloud (code quality), and GitHub Dependabot (dependency vulnerabilities) — and remediated the vast majority of findings.</w:t>
-      </w:r>
-    </w:p>
-    <w:p>
-      <w:pPr>
-        <w:pStyle w:val="Heading2"/>
-        <w:rPr/>
-      </w:pPr>
-      <w:r>
-        <w:rPr/>
-        <w:t>Semgrep: 50 → 6 findings</w:t>
+        <w:jc w:val="left"/>
+        <w:rPr/>
+      </w:pPr>
+      <w:r>
+        <w:rPr/>
+        <w:t>Removed phone number auto-formatter that was corrupting international numbers</w:t>
       </w:r>
     </w:p>
     <w:p>
@@ -1018,11 +1067,12 @@
           <w:ilvl w:val="0"/>
           <w:numId w:val="1"/>
         </w:numPr>
-        <w:rPr/>
-      </w:pPr>
-      <w:r>
-        <w:rPr/>
-        <w:t>Upgraded encryption from AES-256-CBC to AES-256-GCM (authenticated encryption) with backward-compatible decryption for existing data</w:t>
+        <w:jc w:val="left"/>
+        <w:rPr/>
+      </w:pPr>
+      <w:r>
+        <w:rPr/>
+        <w:t>Sortable, filterable device reviews table</w:t>
       </w:r>
     </w:p>
     <w:p>
@@ -1032,11 +1082,45 @@
           <w:ilvl w:val="0"/>
           <w:numId w:val="1"/>
         </w:numPr>
-        <w:rPr/>
-      </w:pPr>
-      <w:r>
-        <w:rPr/>
-        <w:t>Replaced Math.random() with crypto.randomBytes() for password and OTP generation</w:t>
+        <w:jc w:val="left"/>
+        <w:rPr/>
+      </w:pPr>
+      <w:r>
+        <w:rPr/>
+        <w:t>increased latitude/longitude resolution</w:t>
+      </w:r>
+    </w:p>
+    <w:p>
+      <w:pPr>
+        <w:pStyle w:val="Heading1"/>
+        <w:jc w:val="left"/>
+        <w:rPr/>
+      </w:pPr>
+      <w:r>
+        <w:rPr/>
+        <w:t>Security Hardening</w:t>
+      </w:r>
+    </w:p>
+    <w:p>
+      <w:pPr>
+        <w:pStyle w:val="Normal"/>
+        <w:jc w:val="left"/>
+        <w:rPr/>
+      </w:pPr>
+      <w:r>
+        <w:rPr/>
+        <w:t>Conducted a comprehensive security audit using three complementary tools — Semgrep (static analysis), SonarQube/SonarCloud (code quality), and GitHub Dependabot (dependency vulnerabilities) — and remediated the vast majority of findings.</w:t>
+      </w:r>
+    </w:p>
+    <w:p>
+      <w:pPr>
+        <w:pStyle w:val="Heading2"/>
+        <w:jc w:val="left"/>
+        <w:rPr/>
+      </w:pPr>
+      <w:r>
+        <w:rPr/>
+        <w:t>Semgrep: 50 security findings</w:t>
       </w:r>
     </w:p>
     <w:p>
@@ -1046,11 +1130,12 @@
           <w:ilvl w:val="0"/>
           <w:numId w:val="1"/>
         </w:numPr>
-        <w:rPr/>
-      </w:pPr>
-      <w:r>
-        <w:rPr/>
-        <w:t>Escaped user input in RegExp constructors to prevent ReDoS attacks</w:t>
+        <w:jc w:val="left"/>
+        <w:rPr/>
+      </w:pPr>
+      <w:r>
+        <w:rPr/>
+        <w:t>Upgraded encryption from AES-256-CBC to AES-256-GCM (authenticated encryption) with backward-compatible decryption for existing data</w:t>
       </w:r>
     </w:p>
     <w:p>
@@ -1060,11 +1145,12 @@
           <w:ilvl w:val="0"/>
           <w:numId w:val="1"/>
         </w:numPr>
-        <w:rPr/>
-      </w:pPr>
-      <w:r>
-        <w:rPr/>
-        <w:t>Anchored password validation regex to prevent partial-match bypasses</w:t>
+        <w:jc w:val="left"/>
+        <w:rPr/>
+      </w:pPr>
+      <w:r>
+        <w:rPr/>
+        <w:t>Replaced Math.random() with crypto.randomBytes() for password and OTP generation</w:t>
       </w:r>
     </w:p>
     <w:p>
@@ -1074,11 +1160,12 @@
           <w:ilvl w:val="0"/>
           <w:numId w:val="1"/>
         </w:numPr>
-        <w:rPr/>
-      </w:pPr>
-      <w:r>
-        <w:rPr/>
-        <w:t>Fixed shell injection in GitHub Actions workflows (moved interpolated secrets into environment variables)</w:t>
+        <w:jc w:val="left"/>
+        <w:rPr/>
+      </w:pPr>
+      <w:r>
+        <w:rPr/>
+        <w:t>Escaped user input in RegExp constructors to prevent ReDoS attacks</w:t>
       </w:r>
     </w:p>
     <w:p>
@@ -1088,11 +1175,12 @@
           <w:ilvl w:val="0"/>
           <w:numId w:val="1"/>
         </w:numPr>
-        <w:rPr/>
-      </w:pPr>
-      <w:r>
-        <w:rPr/>
-        <w:t>Added non-root user to Docker container (was running as root)</w:t>
+        <w:jc w:val="left"/>
+        <w:rPr/>
+      </w:pPr>
+      <w:r>
+        <w:rPr/>
+        <w:t>Anchored password validation regex to prevent partial-match bypasses</w:t>
       </w:r>
     </w:p>
     <w:p>
@@ -1102,11 +1190,12 @@
           <w:ilvl w:val="0"/>
           <w:numId w:val="1"/>
         </w:numPr>
-        <w:rPr/>
-      </w:pPr>
-      <w:r>
-        <w:rPr/>
-        <w:t>Restricted CORS from open (*) to an allowlist of known origins</w:t>
+        <w:jc w:val="left"/>
+        <w:rPr/>
+      </w:pPr>
+      <w:r>
+        <w:rPr/>
+        <w:t>Fixed shell injection in GitHub Actions workflows (moved interpolated secrets into environment variables)</w:t>
       </w:r>
     </w:p>
     <w:p>
@@ -1116,11 +1205,12 @@
           <w:ilvl w:val="0"/>
           <w:numId w:val="1"/>
         </w:numPr>
-        <w:rPr/>
-      </w:pPr>
-      <w:r>
-        <w:rPr/>
-        <w:t>Removed hardcoded credentials from seed files and Postman collections</w:t>
+        <w:jc w:val="left"/>
+        <w:rPr/>
+      </w:pPr>
+      <w:r>
+        <w:rPr/>
+        <w:t>Added non-root user to Docker container (was running as root)</w:t>
       </w:r>
     </w:p>
     <w:p>
@@ -1130,20 +1220,12 @@
           <w:ilvl w:val="0"/>
           <w:numId w:val="1"/>
         </w:numPr>
-        <w:rPr/>
-      </w:pPr>
-      <w:r>
-        <w:rPr/>
-        <w:t>Tightened GitHub Pages workflow permissions from workflow-level to job-level</w:t>
-      </w:r>
-    </w:p>
-    <w:p>
-      <w:pPr>
-        <w:pStyle w:val="Heading2"/>
-        <w:rPr/>
-      </w:pPr>
-      <w:r>
-        <w:t>SonarQube/SonarCloud: Code quality fixes across both repos</w:t>
+        <w:jc w:val="left"/>
+        <w:rPr/>
+      </w:pPr>
+      <w:r>
+        <w:rPr/>
+        <w:t>Restricted CORS from open (*) to an allowlist of known origins</w:t>
       </w:r>
     </w:p>
     <w:p>
@@ -1153,11 +1235,12 @@
           <w:ilvl w:val="0"/>
           <w:numId w:val="1"/>
         </w:numPr>
-        <w:rPr/>
-      </w:pPr>
-      <w:r>
-        <w:rPr/>
-        <w:t>Fixed 3 missing await bugs where Promise objects were used in boolean conditionals (always truthy)</w:t>
+        <w:jc w:val="left"/>
+        <w:rPr/>
+      </w:pPr>
+      <w:r>
+        <w:rPr/>
+        <w:t>Removed hardcoded credentials from seed files and Postman collections</w:t>
       </w:r>
     </w:p>
     <w:p>
@@ -1167,11 +1250,23 @@
           <w:ilvl w:val="0"/>
           <w:numId w:val="1"/>
         </w:numPr>
-        <w:rPr/>
-      </w:pPr>
-      <w:r>
-        <w:rPr/>
-        <w:t>Fixed dead code: auth token expiry hardcoded to "180 days" was overriding config</w:t>
+        <w:jc w:val="left"/>
+        <w:rPr/>
+      </w:pPr>
+      <w:r>
+        <w:rPr/>
+        <w:t>Tightened GitHub Pages workflow permissions from workflow-level to job-level</w:t>
+      </w:r>
+    </w:p>
+    <w:p>
+      <w:pPr>
+        <w:pStyle w:val="Heading2"/>
+        <w:jc w:val="left"/>
+        <w:rPr/>
+      </w:pPr>
+      <w:r>
+        <w:rPr/>
+        <w:t>SonarQube/SonarCloud: Code quality fixes across both repos</w:t>
       </w:r>
     </w:p>
     <w:p>
@@ -1181,11 +1276,12 @@
           <w:ilvl w:val="0"/>
           <w:numId w:val="1"/>
         </w:numPr>
-        <w:rPr/>
-      </w:pPr>
-      <w:r>
-        <w:rPr/>
-        <w:t>Removed 23 dead expression statements (standalone form control accesses with no effect)</w:t>
+        <w:jc w:val="left"/>
+        <w:rPr/>
+      </w:pPr>
+      <w:r>
+        <w:rPr/>
+        <w:t>Fixed 3 missing await bugs where Promise objects were used in boolean conditionals (always truthy)</w:t>
       </w:r>
     </w:p>
     <w:p>
@@ -1195,11 +1291,12 @@
           <w:ilvl w:val="0"/>
           <w:numId w:val="1"/>
         </w:numPr>
-        <w:rPr/>
-      </w:pPr>
-      <w:r>
-        <w:rPr/>
-        <w:t>Replaced .map() with .forEach() where return values were unused</w:t>
+        <w:jc w:val="left"/>
+        <w:rPr/>
+      </w:pPr>
+      <w:r>
+        <w:rPr/>
+        <w:t>Fixed dead code: auth token expiry hardcoded to "180 days" was overriding config</w:t>
       </w:r>
     </w:p>
     <w:p>
@@ -1209,11 +1306,12 @@
           <w:ilvl w:val="0"/>
           <w:numId w:val="1"/>
         </w:numPr>
-        <w:rPr/>
-      </w:pPr>
-      <w:r>
-        <w:rPr/>
-        <w:t>Removed duplicate property assignments and simplified identical if/else branches</w:t>
+        <w:jc w:val="left"/>
+        <w:rPr/>
+      </w:pPr>
+      <w:r>
+        <w:rPr/>
+        <w:t>Removed 23 dead expression statements (standalone form control accesses with no effect)</w:t>
       </w:r>
     </w:p>
     <w:p>
@@ -1223,11 +1321,12 @@
           <w:ilvl w:val="0"/>
           <w:numId w:val="1"/>
         </w:numPr>
-        <w:rPr/>
-      </w:pPr>
-      <w:r>
-        <w:rPr/>
-        <w:t>Added generic font-family fallback (sans-serif) to 4 SCSS files</w:t>
+        <w:jc w:val="left"/>
+        <w:rPr/>
+      </w:pPr>
+      <w:r>
+        <w:rPr/>
+        <w:t>Replaced .map() with .forEach() where return values were unused</w:t>
       </w:r>
     </w:p>
     <w:p>
@@ -1237,11 +1336,12 @@
           <w:ilvl w:val="0"/>
           <w:numId w:val="1"/>
         </w:numPr>
-        <w:rPr/>
-      </w:pPr>
-      <w:r>
-        <w:rPr/>
-        <w:t xml:space="preserve">Resolved ~36 additional issues from SonarCloud scan: complexity reduction in guards, unused imports, missing awaits, Dockerfile best practices, and readonly property enforcement</w:t>
+        <w:jc w:val="left"/>
+        <w:rPr/>
+      </w:pPr>
+      <w:r>
+        <w:rPr/>
+        <w:t>Removed duplicate property assignments and simplified identical if/else branches</w:t>
       </w:r>
     </w:p>
     <w:p>
@@ -1251,41 +1351,12 @@
           <w:ilvl w:val="0"/>
           <w:numId w:val="1"/>
         </w:numPr>
-        <w:rPr/>
-      </w:pPr>
-      <w:r>
-        <w:rPr/>
-        <w:t xml:space="preserve">Skipped migration class renames flagged by SonarCloud due to TypeORM tracking risk (class names are stored in the migrations table)</w:t>
-      </w:r>
-    </w:p>
-    <w:p>
-      <w:pPr>
-        <w:pStyle w:val="Heading2"/>
-        <w:rPr/>
-      </w:pPr>
-      <w:r>
-        <w:rPr/>
-        <w:t>Dependabot: 349 dependency vulnerabilities patched</w:t>
-      </w:r>
-    </w:p>
-    <w:p>
-      <w:pPr>
-        <w:pStyle w:val="Normal"/>
-        <w:rPr/>
-      </w:pPr>
-      <w:r>
-        <w:rPr/>
-        <w:t>277 vulnerabilities resolved in the backend (drec-origin) and 72 in the frontend (drec-ui) through targeted dependency updates. The Angular upgrade from v15 to v19 alone resolved the majority of frontend vulnerabilities.</w:t>
-      </w:r>
-    </w:p>
-    <w:p>
-      <w:pPr>
-        <w:pStyle w:val="Heading2"/>
-        <w:rPr/>
-      </w:pPr>
-      <w:r>
-        <w:rPr/>
-        <w:t>Accessibility (WCAG compliance)</w:t>
+        <w:jc w:val="left"/>
+        <w:rPr/>
+      </w:pPr>
+      <w:r>
+        <w:rPr/>
+        <w:t>Added generic font-family fallback (sans-serif) to 4 SCSS files</w:t>
       </w:r>
     </w:p>
     <w:p>
@@ -1295,11 +1366,12 @@
           <w:ilvl w:val="0"/>
           <w:numId w:val="1"/>
         </w:numPr>
-        <w:rPr/>
-      </w:pPr>
-      <w:r>
-        <w:rPr/>
-        <w:t>Added keyboard navigation (tabindex, role attributes, keydown.enter handlers) to 14 component templates</w:t>
+        <w:jc w:val="left"/>
+        <w:rPr/>
+      </w:pPr>
+      <w:r>
+        <w:rPr/>
+        <w:t>Resolved ~36 additional issues from SonarCloud scan: complexity reduction in guards, unused imports, missing awaits, Dockerfile best practices, and readonly property enforcement</w:t>
       </w:r>
     </w:p>
     <w:p>
@@ -1309,11 +1381,45 @@
           <w:ilvl w:val="0"/>
           <w:numId w:val="1"/>
         </w:numPr>
-        <w:rPr/>
-      </w:pPr>
-      <w:r>
-        <w:rPr/>
-        <w:t>Ensured all click-handler elements on non-interactive elements (divs, spans) are also keyboard-accessible</w:t>
+        <w:jc w:val="left"/>
+        <w:rPr/>
+      </w:pPr>
+      <w:r>
+        <w:rPr/>
+        <w:t>Skipped migration class renames flagged by SonarCloud due to TypeORM tracking risk (class names are stored in the migrations table)</w:t>
+      </w:r>
+    </w:p>
+    <w:p>
+      <w:pPr>
+        <w:pStyle w:val="Heading2"/>
+        <w:jc w:val="left"/>
+        <w:rPr/>
+      </w:pPr>
+      <w:r>
+        <w:rPr/>
+        <w:t>Dependabot: 349 dependency vulnerabilities patched</w:t>
+      </w:r>
+    </w:p>
+    <w:p>
+      <w:pPr>
+        <w:pStyle w:val="Normal"/>
+        <w:jc w:val="left"/>
+        <w:rPr/>
+      </w:pPr>
+      <w:r>
+        <w:rPr/>
+        <w:t>277 vulnerabilities resolved in the backend (drec-origin) and 72 in the frontend (drec-ui) through targeted dependency updates. The Angular upgrade from v15 to v19 alone resolved the majority of frontend vulnerabilities.</w:t>
+      </w:r>
+    </w:p>
+    <w:p>
+      <w:pPr>
+        <w:pStyle w:val="Heading2"/>
+        <w:jc w:val="left"/>
+        <w:rPr/>
+      </w:pPr>
+      <w:r>
+        <w:rPr/>
+        <w:t>Accessibility (WCAG compliance)</w:t>
       </w:r>
     </w:p>
     <w:p>
@@ -1323,61 +1429,12 @@
           <w:ilvl w:val="0"/>
           <w:numId w:val="1"/>
         </w:numPr>
-        <w:rPr/>
-      </w:pPr>
-      <w:r>
-        <w:rPr/>
-        <w:t>Widened event handler types from MouseEvent to Event to support both click and keyboard events</w:t>
-      </w:r>
-    </w:p>
-    <w:p>
-      <w:pPr>
-        <w:pStyle w:val="Heading1"/>
-        <w:rPr/>
-      </w:pPr>
-      <w:r>
-        <w:rPr/>
-        <w:t>Infrastructure &amp; DevOps</w:t>
-      </w:r>
-    </w:p>
-    <w:p>
-      <w:pPr>
-        <w:pStyle w:val="Heading2"/>
-        <w:rPr/>
-      </w:pPr>
-      <w:r>
-        <w:rPr/>
-        <w:t>Angular 15 → 19 Upgrade</w:t>
-      </w:r>
-    </w:p>
-    <w:p>
-      <w:pPr>
-        <w:pStyle w:val="Normal"/>
-        <w:rPr/>
-      </w:pPr>
-      <w:r>
-        <w:rPr/>
-        <w:t>Performed a major framework upgrade of the frontend application from Angular 15 to Angular 19, including migration of Angular Material, Sentry SDK (to v9), and replacement of the abandoned datetime-picker with a maintained fork. This resolved 72 of 89 npm audit vulnerabilities.</w:t>
-      </w:r>
-    </w:p>
-    <w:p>
-      <w:pPr>
-        <w:pStyle w:val="Heading2"/>
-        <w:rPr/>
-      </w:pPr>
-      <w:r>
-        <w:rPr/>
-        <w:t>Dev Environment Decommission</w:t>
-      </w:r>
-    </w:p>
-    <w:p>
-      <w:pPr>
-        <w:pStyle w:val="Normal"/>
-        <w:rPr/>
-      </w:pPr>
-      <w:r>
-        <w:rPr/>
-        <w:t>Identified that the cloud-based development environment was unused (development happens locally with Docker), and removed all associated resources:</w:t>
+        <w:jc w:val="left"/>
+        <w:rPr/>
+      </w:pPr>
+      <w:r>
+        <w:rPr/>
+        <w:t>Added keyboard navigation (tabindex, role attributes, keydown.enter handlers) to 14 component templates</w:t>
       </w:r>
     </w:p>
     <w:p>
@@ -1387,11 +1444,12 @@
           <w:ilvl w:val="0"/>
           <w:numId w:val="1"/>
         </w:numPr>
-        <w:rPr/>
-      </w:pPr>
-      <w:r>
-        <w:rPr/>
-        <w:t>Deleted Kubernetes dev namespace (2 deployments, 3 services, ingress, HPA, secrets)</w:t>
+        <w:jc w:val="left"/>
+        <w:rPr/>
+      </w:pPr>
+      <w:r>
+        <w:rPr/>
+        <w:t>Ensured all click-handler elements on non-interactive elements (divs, spans) are also keyboard-accessible</w:t>
       </w:r>
     </w:p>
     <w:p>
@@ -1401,11 +1459,67 @@
           <w:ilvl w:val="0"/>
           <w:numId w:val="1"/>
         </w:numPr>
-        <w:rPr/>
-      </w:pPr>
-      <w:r>
-        <w:rPr/>
-        <w:t>Deleted the origin RDS instance (db.t3.micro) — the dev-only database</w:t>
+        <w:jc w:val="left"/>
+        <w:rPr/>
+      </w:pPr>
+      <w:r>
+        <w:rPr/>
+        <w:t>Widened event handler types from MouseEvent to Event to support both click and keyboard events</w:t>
+      </w:r>
+    </w:p>
+    <w:p>
+      <w:pPr>
+        <w:pStyle w:val="Heading1"/>
+        <w:jc w:val="left"/>
+        <w:rPr/>
+      </w:pPr>
+      <w:r>
+        <w:rPr/>
+        <w:t>Infrastructure &amp; DevOps</w:t>
+      </w:r>
+    </w:p>
+    <w:p>
+      <w:pPr>
+        <w:pStyle w:val="Heading2"/>
+        <w:jc w:val="left"/>
+        <w:rPr/>
+      </w:pPr>
+      <w:r>
+        <w:rPr/>
+        <w:t>Angular 15 → 19 Upgrade</w:t>
+      </w:r>
+    </w:p>
+    <w:p>
+      <w:pPr>
+        <w:pStyle w:val="Normal"/>
+        <w:jc w:val="left"/>
+        <w:rPr/>
+      </w:pPr>
+      <w:r>
+        <w:rPr/>
+        <w:t>Performed a major framework upgrade of the frontend application from Angular 15 to Angular 19, including migration of Angular Material, Sentry SDK (to v9), and replacement of the abandoned datetime-picker with a maintained fork. This resolved 72 of 89 npm audit vulnerabilities.</w:t>
+      </w:r>
+    </w:p>
+    <w:p>
+      <w:pPr>
+        <w:pStyle w:val="Heading2"/>
+        <w:jc w:val="left"/>
+        <w:rPr/>
+      </w:pPr>
+      <w:r>
+        <w:rPr/>
+        <w:t>Dev Online Environment Decommission</w:t>
+      </w:r>
+    </w:p>
+    <w:p>
+      <w:pPr>
+        <w:pStyle w:val="Normal"/>
+        <w:jc w:val="left"/>
+        <w:rPr/>
+      </w:pPr>
+      <w:r>
+        <w:rPr/>
+        <w:t>Identified that the cloud-based development environment was unused (development happens locally with Docker), and removed all associated resources:</w:t>
       </w:r>
     </w:p>
     <w:p>
@@ -1415,11 +1529,12 @@
           <w:ilvl w:val="0"/>
           <w:numId w:val="1"/>
         </w:numPr>
-        <w:rPr/>
-      </w:pPr>
-      <w:r>
-        <w:rPr/>
-        <w:t>Emptied and deleted the dev-drec S3 bucket (862 objects, ~277 MB)</w:t>
+        <w:jc w:val="left"/>
+        <w:rPr/>
+      </w:pPr>
+      <w:r>
+        <w:rPr/>
+        <w:t>Deleted Kubernetes dev namespace (2 deployments, 3 services, ingress, HPA, secrets)</w:t>
       </w:r>
     </w:p>
     <w:p>
@@ -1429,11 +1544,12 @@
           <w:ilvl w:val="0"/>
           <w:numId w:val="1"/>
         </w:numPr>
-        <w:rPr/>
-      </w:pPr>
-      <w:r>
-        <w:rPr/>
-        <w:t>Removed build-deploy-docker-dev.yaml CI workflows from both repos</w:t>
+        <w:jc w:val="left"/>
+        <w:rPr/>
+      </w:pPr>
+      <w:r>
+        <w:rPr/>
+        <w:t>Deleted the origin RDS instance (db.t3.micro)</w:t>
       </w:r>
     </w:p>
     <w:p>
@@ -1443,11 +1559,12 @@
           <w:ilvl w:val="0"/>
           <w:numId w:val="1"/>
         </w:numPr>
-        <w:rPr/>
-      </w:pPr>
-      <w:r>
-        <w:rPr/>
-        <w:t>Removed develop branch from push triggers in 7 CI check workflows (PRs still checked)</w:t>
+        <w:jc w:val="left"/>
+        <w:rPr/>
+      </w:pPr>
+      <w:r>
+        <w:rPr/>
+        <w:t>Emptied and deleted the dev-drec S3 bucket (862 objects, ~277 MB)</w:t>
       </w:r>
     </w:p>
     <w:p>
@@ -1457,41 +1574,12 @@
           <w:ilvl w:val="0"/>
           <w:numId w:val="1"/>
         </w:numPr>
-        <w:rPr/>
-      </w:pPr>
-      <w:r>
-        <w:rPr/>
-        <w:t>Estimated savings: ~$28–30/month</w:t>
-      </w:r>
-    </w:p>
-    <w:p>
-      <w:pPr>
-        <w:pStyle w:val="Heading2"/>
-        <w:rPr/>
-      </w:pPr>
-      <w:r>
-        <w:rPr/>
-        <w:t>Production Database Backup</w:t>
-      </w:r>
-    </w:p>
-    <w:p>
-      <w:pPr>
-        <w:pStyle w:val="Normal"/>
-        <w:rPr/>
-      </w:pPr>
-      <w:r>
-        <w:rPr/>
-        <w:t>Created a gzip-compressed backup of the production PostgreSQL database via kubectl exec and uploaded it to the prod-drec S3 bucket for disaster recovery.</w:t>
-      </w:r>
-    </w:p>
-    <w:p>
-      <w:pPr>
-        <w:pStyle w:val="Heading2"/>
-        <w:rPr/>
-      </w:pPr>
-      <w:r>
-        <w:rPr/>
-        <w:t>CI/CD Pipeline Improvements</w:t>
+        <w:jc w:val="left"/>
+        <w:rPr/>
+      </w:pPr>
+      <w:r>
+        <w:rPr/>
+        <w:t>Removed build-deploy-docker-dev.yaml CI workflows from both repos</w:t>
       </w:r>
     </w:p>
     <w:p>
@@ -1501,11 +1589,12 @@
           <w:ilvl w:val="0"/>
           <w:numId w:val="1"/>
         </w:numPr>
-        <w:rPr/>
-      </w:pPr>
-      <w:r>
-        <w:rPr/>
-        <w:t>Fixed ESLint, Prettier, markdownlint, and yamllint CI failures across both repos</w:t>
+        <w:jc w:val="left"/>
+        <w:rPr/>
+      </w:pPr>
+      <w:r>
+        <w:rPr/>
+        <w:t>Removed develop branch from push triggers in 7 CI check workflows (PRs still checked)</w:t>
       </w:r>
     </w:p>
     <w:p>
@@ -1515,11 +1604,45 @@
           <w:ilvl w:val="0"/>
           <w:numId w:val="1"/>
         </w:numPr>
-        <w:rPr/>
-      </w:pPr>
-      <w:r>
-        <w:rPr/>
-        <w:t>Fixed Cypress E2E workflow (LocalStack auth token, npm→pnpm cache mismatch)</w:t>
+        <w:jc w:val="left"/>
+        <w:rPr/>
+      </w:pPr>
+      <w:r>
+        <w:rPr/>
+        <w:t>Estimated savings: ~$28–30/month</w:t>
+      </w:r>
+    </w:p>
+    <w:p>
+      <w:pPr>
+        <w:pStyle w:val="Heading2"/>
+        <w:jc w:val="left"/>
+        <w:rPr/>
+      </w:pPr>
+      <w:r>
+        <w:rPr/>
+        <w:t>Production Database Backup</w:t>
+      </w:r>
+    </w:p>
+    <w:p>
+      <w:pPr>
+        <w:pStyle w:val="Normal"/>
+        <w:jc w:val="left"/>
+        <w:rPr/>
+      </w:pPr>
+      <w:r>
+        <w:rPr/>
+        <w:t>Created a gzip-compressed backup of the production PostgreSQL database via kubectl exec and uploaded it to the prod-drec S3 bucket for disaster recovery.</w:t>
+      </w:r>
+    </w:p>
+    <w:p>
+      <w:pPr>
+        <w:pStyle w:val="Heading2"/>
+        <w:jc w:val="left"/>
+        <w:rPr/>
+      </w:pPr>
+      <w:r>
+        <w:rPr/>
+        <w:t>CI/CD Pipeline Improvements</w:t>
       </w:r>
     </w:p>
     <w:p>
@@ -1529,11 +1652,12 @@
           <w:ilvl w:val="0"/>
           <w:numId w:val="1"/>
         </w:numPr>
-        <w:rPr/>
-      </w:pPr>
-      <w:r>
-        <w:rPr/>
-        <w:t>Staging database reconnection after dev environment teardown</w:t>
+        <w:jc w:val="left"/>
+        <w:rPr/>
+      </w:pPr>
+      <w:r>
+        <w:rPr/>
+        <w:t>Fixed ESLint, Prettier, markdownlint, and yamllint CI failures across both repos</w:t>
       </w:r>
     </w:p>
     <w:p>
@@ -1543,11 +1667,12 @@
           <w:ilvl w:val="0"/>
           <w:numId w:val="1"/>
         </w:numPr>
-        <w:rPr/>
-      </w:pPr>
-      <w:r>
-        <w:rPr/>
-        <w:t>Added Mailpit Docker container for local SMTP email testing</w:t>
+        <w:jc w:val="left"/>
+        <w:rPr/>
+      </w:pPr>
+      <w:r>
+        <w:rPr/>
+        <w:t>Fixed Cypress E2E workflow (LocalStack auth token, npm→pnpm cache mismatch)</w:t>
       </w:r>
     </w:p>
     <w:p>
@@ -1557,21 +1682,12 @@
           <w:ilvl w:val="0"/>
           <w:numId w:val="1"/>
         </w:numPr>
-        <w:rPr/>
-      </w:pPr>
-      <w:r>
-        <w:rPr/>
-        <w:t>Added MinIO Docker container for local S3-compatible object storage (no AWS dependency for development)</w:t>
-      </w:r>
-    </w:p>
-    <w:p>
-      <w:pPr>
-        <w:pStyle w:val="Heading1"/>
-        <w:rPr/>
-      </w:pPr>
-      <w:r>
-        <w:rPr/>
-        <w:t>Documentation</w:t>
+        <w:jc w:val="left"/>
+        <w:rPr/>
+      </w:pPr>
+      <w:r>
+        <w:rPr/>
+        <w:t>Staging database reconnection after dev environment teardown</w:t>
       </w:r>
     </w:p>
     <w:p>
@@ -1581,11 +1697,12 @@
           <w:ilvl w:val="0"/>
           <w:numId w:val="1"/>
         </w:numPr>
-        <w:rPr/>
-      </w:pPr>
-      <w:r>
-        <w:rPr/>
-        <w:t>Wrote data models documentation for the certificate log API response (including the new developerId field)</w:t>
+        <w:jc w:val="left"/>
+        <w:rPr/>
+      </w:pPr>
+      <w:r>
+        <w:rPr/>
+        <w:t>Added Mailpit Docker container for local SMTP email testing</w:t>
       </w:r>
     </w:p>
     <w:p>
@@ -1595,11 +1712,12 @@
           <w:ilvl w:val="0"/>
           <w:numId w:val="1"/>
         </w:numPr>
-        <w:rPr/>
-      </w:pPr>
-      <w:r>
-        <w:rPr/>
-        <w:t>Updated legacy API guides with notes about the developerId field</w:t>
+        <w:jc w:val="left"/>
+        <w:rPr/>
+      </w:pPr>
+      <w:r>
+        <w:rPr/>
+        <w:t>Added MinIO Docker container for local S3-compatible object storage (no AWS dependency for development)</w:t>
       </w:r>
     </w:p>
     <w:p>
@@ -1609,11 +1727,23 @@
           <w:ilvl w:val="0"/>
           <w:numId w:val="1"/>
         </w:numPr>
-        <w:rPr/>
-      </w:pPr>
-      <w:r>
-        <w:rPr/>
-        <w:t>Added environment table to the backend README clarifying that develop is local-only</w:t>
+        <w:jc w:val="left"/>
+        <w:rPr/>
+      </w:pPr>
+      <w:r>
+        <w:rPr/>
+        <w:t>local development can work completely offline</w:t>
+      </w:r>
+    </w:p>
+    <w:p>
+      <w:pPr>
+        <w:pStyle w:val="Heading1"/>
+        <w:jc w:val="left"/>
+        <w:rPr/>
+      </w:pPr>
+      <w:r>
+        <w:rPr/>
+        <w:t>Documentation</w:t>
       </w:r>
     </w:p>
     <w:p>
@@ -1623,11 +1753,12 @@
           <w:ilvl w:val="0"/>
           <w:numId w:val="1"/>
         </w:numPr>
-        <w:rPr/>
-      </w:pPr>
-      <w:r>
-        <w:rPr/>
-        <w:t>Removed defunct dev environment URLs from the frontend README</w:t>
+        <w:jc w:val="left"/>
+        <w:rPr/>
+      </w:pPr>
+      <w:r>
+        <w:rPr/>
+        <w:t>Wrote data models documentation for the certificate log API response (including the new developerId field)</w:t>
       </w:r>
     </w:p>
     <w:p>
@@ -1637,31 +1768,12 @@
           <w:ilvl w:val="0"/>
           <w:numId w:val="1"/>
         </w:numPr>
-        <w:rPr/>
-      </w:pPr>
-      <w:r>
-        <w:rPr/>
-        <w:t>Documented staging credentials and portal URLs</w:t>
-      </w:r>
-    </w:p>
-    <w:p>
-      <w:pPr>
-        <w:pStyle w:val="Heading1"/>
-        <w:rPr/>
-      </w:pPr>
-      <w:r>
-        <w:rPr/>
-        <w:t>Note on Development Tooling</w:t>
-      </w:r>
-    </w:p>
-    <w:p>
-      <w:pPr>
-        <w:pStyle w:val="Normal"/>
-        <w:rPr/>
-      </w:pPr>
-      <w:r>
-        <w:rPr/>
-        <w:t>Part of this work was carried out with the assistance of Claude Code, Anthropic's AI coding tool. It was used as a pair-programming partner across the full stack, helping with:</w:t>
+        <w:jc w:val="left"/>
+        <w:rPr/>
+      </w:pPr>
+      <w:r>
+        <w:rPr/>
+        <w:t>Updated legacy API guides with notes about the developerId field</w:t>
       </w:r>
     </w:p>
     <w:p>
@@ -1671,11 +1783,12 @@
           <w:ilvl w:val="0"/>
           <w:numId w:val="1"/>
         </w:numPr>
-        <w:rPr/>
-      </w:pPr>
-      <w:r>
-        <w:rPr/>
-        <w:t>Codebase exploration and understanding (NestJS backend, Angular frontend, Rush.js monorepo, Kubernetes manifests, GitHub Actions workflows)</w:t>
+        <w:jc w:val="left"/>
+        <w:rPr/>
+      </w:pPr>
+      <w:r>
+        <w:rPr/>
+        <w:t>Added environment table to the backend README clarifying that develop is local-only</w:t>
       </w:r>
     </w:p>
     <w:p>
@@ -1685,11 +1798,12 @@
           <w:ilvl w:val="0"/>
           <w:numId w:val="1"/>
         </w:numPr>
-        <w:rPr/>
-      </w:pPr>
-      <w:r>
-        <w:rPr/>
-        <w:t>Security audits (semgrep, SonarCloud API) and systematic remediation of findings</w:t>
+        <w:jc w:val="left"/>
+        <w:rPr/>
+      </w:pPr>
+      <w:r>
+        <w:rPr/>
+        <w:t>Removed defunct dev environment URLs from the frontend README</w:t>
       </w:r>
     </w:p>
     <w:p>
@@ -1699,11 +1813,34 @@
           <w:ilvl w:val="0"/>
           <w:numId w:val="1"/>
         </w:numPr>
-        <w:rPr/>
-      </w:pPr>
-      <w:r>
-        <w:rPr/>
-        <w:t>Multi-step infrastructure operations (DB backup, K8s resource management, RDS teardown)</w:t>
+        <w:jc w:val="left"/>
+        <w:rPr/>
+      </w:pPr>
+      <w:r>
+        <w:rPr/>
+        <w:t>Documented staging credentials and portal URLs</w:t>
+      </w:r>
+    </w:p>
+    <w:p>
+      <w:pPr>
+        <w:pStyle w:val="Heading1"/>
+        <w:jc w:val="left"/>
+        <w:rPr/>
+      </w:pPr>
+      <w:r>
+        <w:rPr/>
+        <w:t>Note on Development Tooling</w:t>
+      </w:r>
+    </w:p>
+    <w:p>
+      <w:pPr>
+        <w:pStyle w:val="Normal"/>
+        <w:jc w:val="left"/>
+        <w:rPr/>
+      </w:pPr>
+      <w:r>
+        <w:rPr/>
+        <w:t>Part of this work was carried out with the assistance of Claude Code, Anthropic's AI coding tool. It was used as a pair-programming partner across the full stack, helping with:</w:t>
       </w:r>
     </w:p>
     <w:p>
@@ -1713,11 +1850,12 @@
           <w:ilvl w:val="0"/>
           <w:numId w:val="1"/>
         </w:numPr>
-        <w:rPr/>
-      </w:pPr>
-      <w:r>
-        <w:rPr/>
-        <w:t>Direct AWS CLI and kubectl interaction (S3, RDS, EKS, ECR) for infrastructure management</w:t>
+        <w:jc w:val="left"/>
+        <w:rPr/>
+      </w:pPr>
+      <w:r>
+        <w:rPr/>
+        <w:t>Codebase exploration and understanding (NestJS backend, Angular frontend, Rush.js monorepo, Kubernetes manifests, GitHub Actions workflows)</w:t>
       </w:r>
     </w:p>
     <w:p>
@@ -1727,11 +1865,12 @@
           <w:ilvl w:val="0"/>
           <w:numId w:val="1"/>
         </w:numPr>
-        <w:rPr/>
-      </w:pPr>
-      <w:r>
-        <w:rPr/>
-        <w:t>Merge conflict resolution and CI/CD debugging</w:t>
+        <w:jc w:val="left"/>
+        <w:rPr/>
+      </w:pPr>
+      <w:r>
+        <w:rPr/>
+        <w:t>Security audits (semgrep, SonarCloud API) and systematic remediation of findings</w:t>
       </w:r>
     </w:p>
     <w:p>
@@ -1741,31 +1880,12 @@
           <w:ilvl w:val="0"/>
           <w:numId w:val="1"/>
         </w:numPr>
-        <w:rPr/>
-      </w:pPr>
-      <w:r>
-        <w:rPr/>
-        <w:t>Documentation and report generation</w:t>
-      </w:r>
-    </w:p>
-    <w:p>
-      <w:pPr>
-        <w:pStyle w:val="Heading1"/>
-        <w:rPr/>
-      </w:pPr>
-      <w:r>
-        <w:rPr/>
-        <w:t xml:space="preserve">Meter-Read Review Module</w:t>
-      </w:r>
-    </w:p>
-    <w:p>
-      <w:pPr>
-        <w:pStyle w:val="Normal"/>
-        <w:jc w:val="center"/>
-        <w:rPr/>
-      </w:pPr>
-      <w:r>
-        <w:t xml:space="preserve">Built a dedicated review interface for meter reads, complementing the existing device/document review workflow. Reviewers can now evaluate energy generation data per site with the same structured approach used for device submissions.</w:t>
+        <w:jc w:val="left"/>
+        <w:rPr/>
+      </w:pPr>
+      <w:r>
+        <w:rPr/>
+        <w:t>Multi-step infrastructure operations (DB backup, K8s resource management, RDS teardown)</w:t>
       </w:r>
     </w:p>
     <w:p>
@@ -1775,11 +1895,12 @@
           <w:ilvl w:val="0"/>
           <w:numId w:val="1"/>
         </w:numPr>
-        <w:rPr/>
-      </w:pPr>
-      <w:r>
-        <w:rPr/>
-        <w:t xml:space="preserve">Device-grouped list view with sortable columns (site name, read count, latest read, total kWh, status) and expandable per-read detail rows</w:t>
+        <w:jc w:val="left"/>
+        <w:rPr/>
+      </w:pPr>
+      <w:r>
+        <w:rPr/>
+        <w:t>Direct AWS CLI and kubectl interaction (S3, RDS, EKS, ECR) for infrastructure management</w:t>
       </w:r>
     </w:p>
     <w:p>
@@ -1789,11 +1910,12 @@
           <w:ilvl w:val="0"/>
           <w:numId w:val="1"/>
         </w:numPr>
-        <w:rPr/>
-      </w:pPr>
-      <w:r>
-        <w:rPr/>
-        <w:t xml:space="preserve">Detail panel with status management (pending/approved/flagged/rejected), reviewer notes (textarea), and one-click approve/reject</w:t>
+        <w:jc w:val="left"/>
+        <w:rPr/>
+      </w:pPr>
+      <w:r>
+        <w:rPr/>
+        <w:t>Merge conflict resolution and CI/CD debugging</w:t>
       </w:r>
     </w:p>
     <w:p>
@@ -1803,11 +1925,34 @@
           <w:ilvl w:val="0"/>
           <w:numId w:val="1"/>
         </w:numPr>
-        <w:rPr/>
-      </w:pPr>
-      <w:r>
-        <w:rPr/>
-        <w:t xml:space="preserve">Verification tools reused from device reviews: historical consistency analysis, production ceiling check, cross-source verification</w:t>
+        <w:jc w:val="left"/>
+        <w:rPr/>
+      </w:pPr>
+      <w:r>
+        <w:rPr/>
+        <w:t>Documentation and report generation</w:t>
+      </w:r>
+    </w:p>
+    <w:p>
+      <w:pPr>
+        <w:pStyle w:val="Heading1"/>
+        <w:jc w:val="left"/>
+        <w:rPr/>
+      </w:pPr>
+      <w:r>
+        <w:rPr/>
+        <w:t>Meter-Read Review Module</w:t>
+      </w:r>
+    </w:p>
+    <w:p>
+      <w:pPr>
+        <w:pStyle w:val="Normal"/>
+        <w:jc w:val="left"/>
+        <w:rPr/>
+      </w:pPr>
+      <w:r>
+        <w:rPr/>
+        <w:t>Built a dedicated review interface for meter reads, complementing the existing device/document review workflow. Reviewers can now evaluate energy generation data per site with the same structured approach used for device submissions, with filtering, sorting and searching</w:t>
       </w:r>
     </w:p>
     <w:p>
@@ -1817,11 +1962,12 @@
           <w:ilvl w:val="0"/>
           <w:numId w:val="1"/>
         </w:numPr>
-        <w:rPr/>
-      </w:pPr>
-      <w:r>
-        <w:rPr/>
-        <w:t xml:space="preserve">New gap analysis tool detecting missing read periods using median-interval heuristics, with coverage percentage calculation</w:t>
+        <w:jc w:val="left"/>
+        <w:rPr/>
+      </w:pPr>
+      <w:r>
+        <w:rPr/>
+        <w:t>Device-grouped list view with sortable columns (site name, read count, latest read, total kWh, status) and expandable per-read detail rows</w:t>
       </w:r>
     </w:p>
     <w:p>
@@ -1831,11 +1977,12 @@
           <w:ilvl w:val="0"/>
           <w:numId w:val="1"/>
         </w:numPr>
-        <w:rPr/>
-      </w:pPr>
-      <w:r>
-        <w:rPr/>
-        <w:t xml:space="preserve">Per-read anomaly flagging — reviewers can flag individual reads with a reason, logged to the audit trail</w:t>
+        <w:jc w:val="left"/>
+        <w:rPr/>
+      </w:pPr>
+      <w:r>
+        <w:rPr/>
+        <w:t>Detail panel with status management (pending/approved/flagged/rejected), reviewer notes (textarea), and one-click approve/reject</w:t>
       </w:r>
     </w:p>
     <w:p>
@@ -1845,11 +1992,12 @@
           <w:ilvl w:val="0"/>
           <w:numId w:val="1"/>
         </w:numPr>
-        <w:rPr/>
-      </w:pPr>
-      <w:r>
-        <w:rPr/>
-        <w:t xml:space="preserve">Bulk actions: select-all checkbox, bulk approve/reject/reopen via a dedicated backend endpoint with per-device audit logging</w:t>
+        <w:jc w:val="left"/>
+        <w:rPr/>
+      </w:pPr>
+      <w:r>
+        <w:rPr/>
+        <w:t>Verification tools reused from device reviews: historical consistency analysis, production ceiling check, cross-source verification</w:t>
       </w:r>
     </w:p>
     <w:p>
@@ -1859,11 +2007,12 @@
           <w:ilvl w:val="0"/>
           <w:numId w:val="1"/>
         </w:numPr>
-        <w:rPr/>
-      </w:pPr>
-      <w:r>
-        <w:rPr/>
-        <w:t xml:space="preserve">Chat integration with automatic status-change logging to site conversations</w:t>
+        <w:jc w:val="left"/>
+        <w:rPr/>
+      </w:pPr>
+      <w:r>
+        <w:rPr/>
+        <w:t>New gap analysis tool detecting missing read periods using median-interval heuristics, with coverage percentage calculation (to be checked with Powertrust)</w:t>
       </w:r>
     </w:p>
     <w:p>
@@ -1873,41 +2022,12 @@
           <w:ilvl w:val="0"/>
           <w:numId w:val="1"/>
         </w:numPr>
-        <w:rPr/>
-      </w:pPr>
-      <w:r>
-        <w:rPr/>
-        <w:t xml:space="preserve">Lazy-loaded Angular module at /reads/reviews, role-gated to Admin, Reviewer, and SeniorReviewer</w:t>
-      </w:r>
-    </w:p>
-    <w:p>
-      <w:pPr>
-        <w:pStyle w:val="Heading1"/>
-        <w:rPr/>
-      </w:pPr>
-      <w:r>
-        <w:rPr/>
-        <w:t xml:space="preserve">Review Workflow Enhancements</w:t>
-      </w:r>
-    </w:p>
-    <w:p>
-      <w:pPr>
-        <w:pStyle w:val="Normal"/>
-        <w:jc w:val="center"/>
-        <w:rPr/>
-      </w:pPr>
-      <w:r>
-        <w:t xml:space="preserve">Significant improvements to the existing device review workflow based on reviewer feedback and the April 2026 audit preparation backlog.</w:t>
-      </w:r>
-    </w:p>
-    <w:p>
-      <w:pPr>
-        <w:pStyle w:val="Heading2"/>
-        <w:rPr/>
-      </w:pPr>
-      <w:r>
-        <w:rPr/>
-        <w:t xml:space="preserve">Bulk Actions &amp; Screening</w:t>
+        <w:jc w:val="left"/>
+        <w:rPr/>
+      </w:pPr>
+      <w:r>
+        <w:rPr/>
+        <w:t>Per-read anomaly flagging — reviewers can flag individual reads with a reason, logged to the audit trail</w:t>
       </w:r>
     </w:p>
     <w:p>
@@ -1917,11 +2037,12 @@
           <w:ilvl w:val="0"/>
           <w:numId w:val="1"/>
         </w:numPr>
-        <w:rPr/>
-      </w:pPr>
-      <w:r>
-        <w:rPr/>
-        <w:t xml:space="preserve">Checkbox selection with select-all toggle on the device list</w:t>
+        <w:jc w:val="left"/>
+        <w:rPr/>
+      </w:pPr>
+      <w:r>
+        <w:rPr/>
+        <w:t>Bulk actions: select-all checkbox, bulk approve/reject/reopen via a dedicated backend endpoint with per-device audit logging</w:t>
       </w:r>
     </w:p>
     <w:p>
@@ -1931,11 +2052,12 @@
           <w:ilvl w:val="0"/>
           <w:numId w:val="1"/>
         </w:numPr>
-        <w:rPr/>
-      </w:pPr>
-      <w:r>
-        <w:rPr/>
-        <w:t xml:space="preserve">Bulk approve, reject, and reopen buttons for batch status changes</w:t>
+        <w:jc w:val="left"/>
+        <w:rPr/>
+      </w:pPr>
+      <w:r>
+        <w:rPr/>
+        <w:t>Chat integration with automatic status-change logging to site conversations</w:t>
       </w:r>
     </w:p>
     <w:p>
@@ -1945,11 +2067,45 @@
           <w:ilvl w:val="0"/>
           <w:numId w:val="1"/>
         </w:numPr>
-        <w:rPr/>
-      </w:pPr>
-      <w:r>
-        <w:rPr/>
-        <w:t xml:space="preserve">Bulk auto-screen: run automated verification on selected devices or all unscreened pending devices (up to 50)</w:t>
+        <w:jc w:val="left"/>
+        <w:rPr/>
+      </w:pPr>
+      <w:r>
+        <w:rPr/>
+        <w:t>Lazy-loaded Angular module at /reads/reviews, role-gated to Admin, Reviewer, and SeniorReviewer</w:t>
+      </w:r>
+    </w:p>
+    <w:p>
+      <w:pPr>
+        <w:pStyle w:val="Heading1"/>
+        <w:jc w:val="left"/>
+        <w:rPr/>
+      </w:pPr>
+      <w:r>
+        <w:rPr/>
+        <w:t>New Review Workflow</w:t>
+      </w:r>
+    </w:p>
+    <w:p>
+      <w:pPr>
+        <w:pStyle w:val="Normal"/>
+        <w:jc w:val="left"/>
+        <w:rPr/>
+      </w:pPr>
+      <w:r>
+        <w:rPr/>
+        <w:t>New device review workflow based on reviewer feedback and the April 2026 audit preparation backlog.</w:t>
+      </w:r>
+    </w:p>
+    <w:p>
+      <w:pPr>
+        <w:pStyle w:val="Heading2"/>
+        <w:jc w:val="left"/>
+        <w:rPr/>
+      </w:pPr>
+      <w:r>
+        <w:rPr/>
+        <w:t>Bulk Actions &amp; Screening</w:t>
       </w:r>
     </w:p>
     <w:p>
@@ -1959,11 +2115,12 @@
           <w:ilvl w:val="0"/>
           <w:numId w:val="1"/>
         </w:numPr>
-        <w:rPr/>
-      </w:pPr>
-      <w:r>
-        <w:rPr/>
-        <w:t xml:space="preserve">‘Screen All’ button with distinct filled styling to differentiate from per-selection actions</w:t>
+        <w:jc w:val="left"/>
+        <w:rPr/>
+      </w:pPr>
+      <w:r>
+        <w:rPr/>
+        <w:t>Checkbox selection with select-all toggle on the device list</w:t>
       </w:r>
     </w:p>
     <w:p>
@@ -1973,21 +2130,12 @@
           <w:ilvl w:val="0"/>
           <w:numId w:val="1"/>
         </w:numPr>
-        <w:rPr/>
-      </w:pPr>
-      <w:r>
-        <w:rPr/>
-        <w:t xml:space="preserve">Auto-screen on submission: backend automatically triggers screening when a device enters ‘pending’ status (fire-and-forget)</w:t>
-      </w:r>
-    </w:p>
-    <w:p>
-      <w:pPr>
-        <w:pStyle w:val="Heading2"/>
-        <w:rPr/>
-      </w:pPr>
-      <w:r>
-        <w:rPr/>
-        <w:t xml:space="preserve">Document Panel (Read-Only)</w:t>
+        <w:jc w:val="left"/>
+        <w:rPr/>
+      </w:pPr>
+      <w:r>
+        <w:rPr/>
+        <w:t>Bulk approve, reject, and reopen buttons for batch status changes</w:t>
       </w:r>
     </w:p>
     <w:p>
@@ -1997,11 +2145,12 @@
           <w:ilvl w:val="0"/>
           <w:numId w:val="1"/>
         </w:numPr>
-        <w:rPr/>
-      </w:pPr>
-      <w:r>
-        <w:rPr/>
-        <w:t xml:space="preserve">Removed upload and delete buttons from the device review document panel — reviewers now view documents in a read-only capacity</w:t>
+        <w:jc w:val="left"/>
+        <w:rPr/>
+      </w:pPr>
+      <w:r>
+        <w:rPr/>
+        <w:t>Bulk auto-screen: run automated verification on selected devices or all unscreened pending devices (up to 50)</w:t>
       </w:r>
     </w:p>
     <w:p>
@@ -2011,21 +2160,16 @@
           <w:ilvl w:val="0"/>
           <w:numId w:val="1"/>
         </w:numPr>
-        <w:rPr/>
-      </w:pPr>
-      <w:r>
-        <w:rPr/>
-        <w:t xml:space="preserve">Document management (upload/delete) remains available on the device submission side</w:t>
-      </w:r>
-    </w:p>
-    <w:p>
-      <w:pPr>
-        <w:pStyle w:val="Heading2"/>
-        <w:rPr/>
-      </w:pPr>
-      <w:r>
-        <w:rPr/>
-        <w:t xml:space="preserve">Export &amp; Audit</w:t>
+        <w:jc w:val="left"/>
+        <w:rPr/>
+      </w:pPr>
+      <w:r>
+        <w:rPr/>
+        <w:t>‘</w:t>
+      </w:r>
+      <w:r>
+        <w:rPr/>
+        <w:t>Screen All’ button with distinct filled styling to differentiate from per-selection actions</w:t>
       </w:r>
     </w:p>
     <w:p>
@@ -2035,11 +2179,23 @@
           <w:ilvl w:val="0"/>
           <w:numId w:val="1"/>
         </w:numPr>
-        <w:rPr/>
-      </w:pPr>
-      <w:r>
-        <w:rPr/>
-        <w:t xml:space="preserve">Excel export of the filtered/sorted device list (24 columns, auto-width) using SheetJS with lazy dynamic import</w:t>
+        <w:jc w:val="left"/>
+        <w:rPr/>
+      </w:pPr>
+      <w:r>
+        <w:rPr/>
+        <w:t>Auto-screen on submission: backend automatically triggers screening when a device enters ‘pending’ status (fire-and-forget)</w:t>
+      </w:r>
+    </w:p>
+    <w:p>
+      <w:pPr>
+        <w:pStyle w:val="Heading2"/>
+        <w:jc w:val="left"/>
+        <w:rPr/>
+      </w:pPr>
+      <w:r>
+        <w:rPr/>
+        <w:t>Document Panel (Read-Only)</w:t>
       </w:r>
     </w:p>
     <w:p>
@@ -2049,21 +2205,12 @@
           <w:ilvl w:val="0"/>
           <w:numId w:val="1"/>
         </w:numPr>
-        <w:rPr/>
-      </w:pPr>
-      <w:r>
-        <w:rPr/>
-        <w:t xml:space="preserve">CSV export button added to audit trail modals in both device-reviews and meter-read-reviews</w:t>
-      </w:r>
-    </w:p>
-    <w:p>
-      <w:pPr>
-        <w:pStyle w:val="Heading2"/>
-        <w:rPr/>
-      </w:pPr>
-      <w:r>
-        <w:rPr/>
-        <w:t xml:space="preserve">UX Polish</w:t>
+        <w:jc w:val="left"/>
+        <w:rPr/>
+      </w:pPr>
+      <w:r>
+        <w:rPr/>
+        <w:t>Removed upload and delete buttons from the device review document panel — reviewers now view documents in a read-only capacity</w:t>
       </w:r>
     </w:p>
     <w:p>
@@ -2073,11 +2220,23 @@
           <w:ilvl w:val="0"/>
           <w:numId w:val="1"/>
         </w:numPr>
-        <w:rPr/>
-      </w:pPr>
-      <w:r>
-        <w:rPr/>
-        <w:t xml:space="preserve">Toast/snackbar feedback after saves, uploads, bulk operations, and exports (MatSnackBar)</w:t>
+        <w:jc w:val="left"/>
+        <w:rPr/>
+      </w:pPr>
+      <w:r>
+        <w:rPr/>
+        <w:t>Document management (upload/delete) remains available on the device submission/update side — where it should be</w:t>
+      </w:r>
+    </w:p>
+    <w:p>
+      <w:pPr>
+        <w:pStyle w:val="Heading2"/>
+        <w:jc w:val="left"/>
+        <w:rPr/>
+      </w:pPr>
+      <w:r>
+        <w:rPr/>
+        <w:t>Export &amp; Audit</w:t>
       </w:r>
     </w:p>
     <w:p>
@@ -2087,11 +2246,12 @@
           <w:ilvl w:val="0"/>
           <w:numId w:val="1"/>
         </w:numPr>
-        <w:rPr/>
-      </w:pPr>
-      <w:r>
-        <w:rPr/>
-        <w:t xml:space="preserve">Unsaved changes warning when navigating away from a dirty detail form</w:t>
+        <w:jc w:val="left"/>
+        <w:rPr/>
+      </w:pPr>
+      <w:r>
+        <w:rPr/>
+        <w:t>Excel export of the filtered/sorted device list (24 columns, auto-width) using SheetJS with lazy dynamic import</w:t>
       </w:r>
     </w:p>
     <w:p>
@@ -2101,11 +2261,23 @@
           <w:ilvl w:val="0"/>
           <w:numId w:val="1"/>
         </w:numPr>
-        <w:rPr/>
-      </w:pPr>
-      <w:r>
-        <w:rPr/>
-        <w:t xml:space="preserve">Keyboard shortcuts: Ctrl+S to save, Escape to close modals/detail panel, Arrow keys to navigate the device list</w:t>
+        <w:jc w:val="left"/>
+        <w:rPr/>
+      </w:pPr>
+      <w:r>
+        <w:rPr/>
+        <w:t>CSV export button added to audit trail modals in both device-reviews and meter-read-reviews</w:t>
+      </w:r>
+    </w:p>
+    <w:p>
+      <w:pPr>
+        <w:pStyle w:val="Heading2"/>
+        <w:jc w:val="left"/>
+        <w:rPr/>
+      </w:pPr>
+      <w:r>
+        <w:rPr/>
+        <w:t>UX Polish</w:t>
       </w:r>
     </w:p>
     <w:p>
@@ -2115,11 +2287,12 @@
           <w:ilvl w:val="0"/>
           <w:numId w:val="1"/>
         </w:numPr>
-        <w:rPr/>
-      </w:pPr>
-      <w:r>
-        <w:rPr/>
-        <w:t xml:space="preserve">Embossed toolbar button styling with drop shadows and inset highlights for better visual hierarchy</w:t>
+        <w:jc w:val="left"/>
+        <w:rPr/>
+      </w:pPr>
+      <w:r>
+        <w:rPr/>
+        <w:t>Toast/snackbar feedback after saves, uploads, bulk operations, and exports (MatSnackBar)</w:t>
       </w:r>
     </w:p>
     <w:p>
@@ -2129,11 +2302,12 @@
           <w:ilvl w:val="0"/>
           <w:numId w:val="1"/>
         </w:numPr>
-        <w:rPr/>
-      </w:pPr>
-      <w:r>
-        <w:rPr/>
-        <w:t xml:space="preserve">Notes field changed from single-line input to resizable textarea in meter-read-reviews</w:t>
+        <w:jc w:val="left"/>
+        <w:rPr/>
+      </w:pPr>
+      <w:r>
+        <w:rPr/>
+        <w:t>Unsaved changes warning when navigating away from a dirty detail form</w:t>
       </w:r>
     </w:p>
     <w:p>
@@ -2143,31 +2317,12 @@
           <w:ilvl w:val="0"/>
           <w:numId w:val="1"/>
         </w:numPr>
-        <w:rPr/>
-      </w:pPr>
-      <w:r>
-        <w:rPr/>
-        <w:t xml:space="preserve">trackBy added to remaining ngFor loops (pictures, screenshots, reads) for rendering performance</w:t>
-      </w:r>
-    </w:p>
-    <w:p>
-      <w:pPr>
-        <w:pStyle w:val="Heading1"/>
-        <w:rPr/>
-      </w:pPr>
-      <w:r>
-        <w:rPr/>
-        <w:t xml:space="preserve">Audit Logging Expansion</w:t>
-      </w:r>
-    </w:p>
-    <w:p>
-      <w:pPr>
-        <w:pStyle w:val="Normal"/>
-        <w:jc w:val="center"/>
-        <w:rPr/>
-      </w:pPr>
-      <w:r>
-        <w:t xml:space="preserve">Extended the audit trail system with three new action types to improve traceability for meter-read reviews and bulk operations.</w:t>
+        <w:jc w:val="left"/>
+        <w:rPr/>
+      </w:pPr>
+      <w:r>
+        <w:rPr/>
+        <w:t>Keyboard shortcuts: Ctrl+S to save, Escape to close modals/detail panel, Arrow keys to navigate the device list</w:t>
       </w:r>
     </w:p>
     <w:p>
@@ -2177,11 +2332,12 @@
           <w:ilvl w:val="0"/>
           <w:numId w:val="1"/>
         </w:numPr>
-        <w:rPr/>
-      </w:pPr>
-      <w:r>
-        <w:rPr/>
-        <w:t xml:space="preserve">bulk_status_change — logged per device when a batch approve/reject/reopen is performed, with batch size metadata; covers both device-reviews and meter-read-reviews</w:t>
+        <w:jc w:val="left"/>
+        <w:rPr/>
+      </w:pPr>
+      <w:r>
+        <w:rPr/>
+        <w:t>Embossed toolbar button styling with drop shadows and inset highlights for better visual hierarchy</w:t>
       </w:r>
     </w:p>
     <w:p>
@@ -2191,11 +2347,12 @@
           <w:ilvl w:val="0"/>
           <w:numId w:val="1"/>
         </w:numPr>
-        <w:rPr/>
-      </w:pPr>
-      <w:r>
-        <w:rPr/>
-        <w:t xml:space="preserve">read_anomaly_flagged — logged when a reviewer flags an individual meter read, includes read value, period, and reviewer-supplied reason</w:t>
+        <w:jc w:val="left"/>
+        <w:rPr/>
+      </w:pPr>
+      <w:r>
+        <w:rPr/>
+        <w:t>Notes field changed from single-line input to resizable textarea in meter-read-reviews</w:t>
       </w:r>
     </w:p>
     <w:p>
@@ -2205,11 +2362,34 @@
           <w:ilvl w:val="0"/>
           <w:numId w:val="1"/>
         </w:numPr>
-        <w:rPr/>
-      </w:pPr>
-      <w:r>
-        <w:rPr/>
-        <w:t xml:space="preserve">read_gap_analysis — logged when the gap analysis tool runs, records total reads, gap count, and coverage percentage</w:t>
+        <w:jc w:val="left"/>
+        <w:rPr/>
+      </w:pPr>
+      <w:r>
+        <w:rPr/>
+        <w:t>trackBy added to remaining ngFor loops (pictures, screenshots, reads) for rendering performance</w:t>
+      </w:r>
+    </w:p>
+    <w:p>
+      <w:pPr>
+        <w:pStyle w:val="Heading1"/>
+        <w:jc w:val="left"/>
+        <w:rPr/>
+      </w:pPr>
+      <w:r>
+        <w:rPr/>
+        <w:t>Audit Logging Expansion</w:t>
+      </w:r>
+    </w:p>
+    <w:p>
+      <w:pPr>
+        <w:pStyle w:val="Normal"/>
+        <w:jc w:val="left"/>
+        <w:rPr/>
+      </w:pPr>
+      <w:r>
+        <w:rPr/>
+        <w:t>Extended the audit trail system with three new action types to improve traceability for meter-read reviews and bulk operations.</w:t>
       </w:r>
     </w:p>
     <w:p>
@@ -2219,21 +2399,12 @@
           <w:ilvl w:val="0"/>
           <w:numId w:val="1"/>
         </w:numPr>
-        <w:rPr/>
-      </w:pPr>
-      <w:r>
-        <w:rPr/>
-        <w:t xml:space="preserve">Total audit action types now at 15, covering the full verification lifecycle from submission through approval</w:t>
-      </w:r>
-    </w:p>
-    <w:p>
-      <w:pPr>
-        <w:pStyle w:val="Heading1"/>
-        <w:rPr/>
-      </w:pPr>
-      <w:r>
-        <w:rPr/>
-        <w:t xml:space="preserve">Chat System Improvements</w:t>
+        <w:jc w:val="left"/>
+        <w:rPr/>
+      </w:pPr>
+      <w:r>
+        <w:rPr/>
+        <w:t>bulk_status_change — logged per device when a batch approve/reject/reopen is performed, with batch size metadata; covers both device-reviews and meter-read-reviews</w:t>
       </w:r>
     </w:p>
     <w:p>
@@ -2243,11 +2414,12 @@
           <w:ilvl w:val="0"/>
           <w:numId w:val="1"/>
         </w:numPr>
-        <w:rPr/>
-      </w:pPr>
-      <w:r>
-        <w:rPr/>
-        <w:t xml:space="preserve">Fixed wrong-site chat opening: replaced ReplaySubject(1) with Subject to prevent stale value replay when switching between devices</w:t>
+        <w:jc w:val="left"/>
+        <w:rPr/>
+      </w:pPr>
+      <w:r>
+        <w:rPr/>
+        <w:t>read_anomaly_flagged — logged when a reviewer flags an individual meter read, includes read value, period, and reviewer-supplied reason</w:t>
       </w:r>
     </w:p>
     <w:p>
@@ -2257,11 +2429,12 @@
           <w:ilvl w:val="0"/>
           <w:numId w:val="1"/>
         </w:numPr>
-        <w:rPr/>
-      </w:pPr>
-      <w:r>
-        <w:rPr/>
-        <w:t xml:space="preserve">Fixed missed notifications when the chat window is already open: incoming messages now auto-mark as read and trigger an audio notification plus a visual header flash</w:t>
+        <w:jc w:val="left"/>
+        <w:rPr/>
+      </w:pPr>
+      <w:r>
+        <w:rPr/>
+        <w:t>read_gap_analysis — logged when the gap analysis tool runs, records total reads, gap count, and coverage percentage</w:t>
       </w:r>
     </w:p>
     <w:p>
@@ -2271,11 +2444,23 @@
           <w:ilvl w:val="0"/>
           <w:numId w:val="1"/>
         </w:numPr>
-        <w:rPr/>
-      </w:pPr>
-      <w:r>
-        <w:rPr/>
-        <w:t xml:space="preserve">Repositioned minimize/close buttons to the top-right corner of the chat window header</w:t>
+        <w:jc w:val="left"/>
+        <w:rPr/>
+      </w:pPr>
+      <w:r>
+        <w:rPr/>
+        <w:t>Total audit action types now at 15, covering the full verification lifecycle from submission through approval</w:t>
+      </w:r>
+    </w:p>
+    <w:p>
+      <w:pPr>
+        <w:pStyle w:val="Heading1"/>
+        <w:jc w:val="left"/>
+        <w:rPr/>
+      </w:pPr>
+      <w:r>
+        <w:rPr/>
+        <w:t>Chat System Improvements</w:t>
       </w:r>
     </w:p>
     <w:p>
@@ -2285,11 +2470,12 @@
           <w:ilvl w:val="0"/>
           <w:numId w:val="1"/>
         </w:numPr>
-        <w:rPr/>
-      </w:pPr>
-      <w:r>
-        <w:rPr/>
-        <w:t xml:space="preserve">Removed debug console.log statements from ChatService that were firing every 10 seconds during unread count polling</w:t>
+        <w:jc w:val="left"/>
+        <w:rPr/>
+      </w:pPr>
+      <w:r>
+        <w:rPr/>
+        <w:t>Fixed wrong-site chat opening: replaced ReplaySubject(1) with Subject to prevent stale value replay when switching between devices</w:t>
       </w:r>
     </w:p>
     <w:p>
@@ -2299,41 +2485,12 @@
           <w:ilvl w:val="0"/>
           <w:numId w:val="1"/>
         </w:numPr>
-        <w:rPr/>
-      </w:pPr>
-      <w:r>
-        <w:rPr/>
-        <w:t xml:space="preserve">Chat system also works with external API calls and webhooks, enabling integration with third-party notification services and automated workflows</w:t>
-      </w:r>
-    </w:p>
-    <w:p>
-      <w:pPr>
-        <w:pStyle w:val="Heading1"/>
-        <w:rPr/>
-      </w:pPr>
-      <w:r>
-        <w:rPr/>
-        <w:t xml:space="preserve">AWS Infrastructure Hardening</w:t>
-      </w:r>
-    </w:p>
-    <w:p>
-      <w:pPr>
-        <w:pStyle w:val="Normal"/>
-        <w:jc w:val="center"/>
-        <w:rPr/>
-      </w:pPr>
-      <w:r>
-        <w:t xml:space="preserve">Implemented several production database and network security controls in response to the D-REC Methodology data security requirements (Section 3.2).</w:t>
-      </w:r>
-    </w:p>
-    <w:p>
-      <w:pPr>
-        <w:pStyle w:val="Heading2"/>
-        <w:rPr/>
-      </w:pPr>
-      <w:r>
-        <w:rPr/>
-        <w:t xml:space="preserve">Network Access Controls</w:t>
+        <w:jc w:val="left"/>
+        <w:rPr/>
+      </w:pPr>
+      <w:r>
+        <w:rPr/>
+        <w:t>Fixed missed notifications when the chat window is already open: incoming messages now auto-mark as read and trigger an audio notification plus a visual header flash</w:t>
       </w:r>
     </w:p>
     <w:p>
@@ -2343,11 +2500,12 @@
           <w:ilvl w:val="0"/>
           <w:numId w:val="1"/>
         </w:numPr>
-        <w:rPr/>
-      </w:pPr>
-      <w:r>
-        <w:rPr/>
-        <w:t xml:space="preserve">Created dedicated security groups for each RDS instance (production and staging), restricting inbound connections on port 5432 to the EKS pod CIDR only</w:t>
+        <w:jc w:val="left"/>
+        <w:rPr/>
+      </w:pPr>
+      <w:r>
+        <w:rPr/>
+        <w:t>Repositioned minimize/close buttons to the top-right corner of the chat window header</w:t>
       </w:r>
     </w:p>
     <w:p>
@@ -2357,21 +2515,12 @@
           <w:ilvl w:val="0"/>
           <w:numId w:val="1"/>
         </w:numPr>
-        <w:rPr/>
-      </w:pPr>
-      <w:r>
-        <w:rPr/>
-        <w:t xml:space="preserve">Eliminated broad network access to the database tier, ensuring only application pods can reach the database</w:t>
-      </w:r>
-    </w:p>
-    <w:p>
-      <w:pPr>
-        <w:pStyle w:val="Heading2"/>
-        <w:rPr/>
-      </w:pPr>
-      <w:r>
-        <w:rPr/>
-        <w:t xml:space="preserve">Least-Privilege Database Access</w:t>
+        <w:jc w:val="left"/>
+        <w:rPr/>
+      </w:pPr>
+      <w:r>
+        <w:rPr/>
+        <w:t>Removed debug console.log statements from ChatService that were firing every 10 seconds during unread count polling</w:t>
       </w:r>
     </w:p>
     <w:p>
@@ -2381,11 +2530,45 @@
           <w:ilvl w:val="0"/>
           <w:numId w:val="1"/>
         </w:numPr>
-        <w:rPr/>
-      </w:pPr>
-      <w:r>
-        <w:rPr/>
-        <w:t xml:space="preserve">Created a dedicated application database user (drec_app) with SELECT, INSERT, and UPDATE permissions only</w:t>
+        <w:jc w:val="left"/>
+        <w:rPr/>
+      </w:pPr>
+      <w:r>
+        <w:rPr/>
+        <w:t>Chat system also works with external API calls and webhooks, enabling integration with third-party notification services and automated workflows</w:t>
+      </w:r>
+    </w:p>
+    <w:p>
+      <w:pPr>
+        <w:pStyle w:val="Heading1"/>
+        <w:jc w:val="left"/>
+        <w:rPr/>
+      </w:pPr>
+      <w:r>
+        <w:rPr/>
+        <w:t>AWS Infrastructure Hardening</w:t>
+      </w:r>
+    </w:p>
+    <w:p>
+      <w:pPr>
+        <w:pStyle w:val="Normal"/>
+        <w:jc w:val="left"/>
+        <w:rPr/>
+      </w:pPr>
+      <w:r>
+        <w:rPr/>
+        <w:t>Implemented several production database and network security controls in response to the D-REC Methodology data security requirements (Section 3.2).</w:t>
+      </w:r>
+    </w:p>
+    <w:p>
+      <w:pPr>
+        <w:pStyle w:val="Heading2"/>
+        <w:jc w:val="left"/>
+        <w:rPr/>
+      </w:pPr>
+      <w:r>
+        <w:rPr/>
+        <w:t>Network Access Controls</w:t>
       </w:r>
     </w:p>
     <w:p>
@@ -2395,11 +2578,12 @@
           <w:ilvl w:val="0"/>
           <w:numId w:val="1"/>
         </w:numPr>
-        <w:rPr/>
-      </w:pPr>
-      <w:r>
-        <w:rPr/>
-        <w:t xml:space="preserve">Revoked DELETE on evidentiary tables — the application cannot delete device, meter read, or document records; only the superuser (not used by the application) can perform deletions</w:t>
+        <w:jc w:val="left"/>
+        <w:rPr/>
+      </w:pPr>
+      <w:r>
+        <w:rPr/>
+        <w:t>Created dedicated security groups for each RDS instance (production and staging), restricting inbound connections on port 5432 to the EKS pod CIDR only</w:t>
       </w:r>
     </w:p>
     <w:p>
@@ -2409,21 +2593,23 @@
           <w:ilvl w:val="0"/>
           <w:numId w:val="1"/>
         </w:numPr>
-        <w:rPr/>
-      </w:pPr>
-      <w:r>
-        <w:rPr/>
-        <w:t xml:space="preserve">Migrated the production API connection string from the PostgreSQL superuser to the restricted drec_app user</w:t>
+        <w:jc w:val="left"/>
+        <w:rPr/>
+      </w:pPr>
+      <w:r>
+        <w:rPr/>
+        <w:t>only application pods can reach the database via network</w:t>
       </w:r>
     </w:p>
     <w:p>
       <w:pPr>
         <w:pStyle w:val="Heading2"/>
-        <w:rPr/>
-      </w:pPr>
-      <w:r>
-        <w:rPr/>
-        <w:t xml:space="preserve">Database Audit Trail</w:t>
+        <w:jc w:val="left"/>
+        <w:rPr/>
+      </w:pPr>
+      <w:r>
+        <w:rPr/>
+        <w:t>Least-Privilege Database Access</w:t>
       </w:r>
     </w:p>
     <w:p>
@@ -2433,11 +2619,12 @@
           <w:ilvl w:val="0"/>
           <w:numId w:val="1"/>
         </w:numPr>
-        <w:rPr/>
-      </w:pPr>
-      <w:r>
-        <w:rPr/>
-        <w:t xml:space="preserve">History triggers: a history.changes table records the full before/after state (as JSONB) of every INSERT, UPDATE, and DELETE on 15 protected tables, including the database user and timestamp</w:t>
+        <w:jc w:val="left"/>
+        <w:rPr/>
+      </w:pPr>
+      <w:r>
+        <w:rPr/>
+        <w:t>Created a dedicated application database user (drec_app) with SELECT, INSERT, and UPDATE permissions only</w:t>
       </w:r>
     </w:p>
     <w:p>
@@ -2447,21 +2634,12 @@
           <w:ilvl w:val="0"/>
           <w:numId w:val="1"/>
         </w:numPr>
-        <w:rPr/>
-      </w:pPr>
-      <w:r>
-        <w:rPr/>
-        <w:t xml:space="preserve">pgAudit: enabled the pgaudit PostgreSQL extension on the production RDS instance; all write operations are logged to AWS CloudWatch Logs with full session context</w:t>
-      </w:r>
-    </w:p>
-    <w:p>
-      <w:pPr>
-        <w:pStyle w:val="Heading2"/>
-        <w:rPr/>
-      </w:pPr>
-      <w:r>
-        <w:rPr/>
-        <w:t xml:space="preserve">Document Integrity After Approval</w:t>
+        <w:jc w:val="left"/>
+        <w:rPr/>
+      </w:pPr>
+      <w:r>
+        <w:rPr/>
+        <w:t>Revoked DELETE on evidentiary tables — the application cannot delete device, meter read, or document records; only the superuser (not used by the application) can perform deletions</w:t>
       </w:r>
     </w:p>
     <w:p>
@@ -2471,11 +2649,23 @@
           <w:ilvl w:val="0"/>
           <w:numId w:val="1"/>
         </w:numPr>
-        <w:rPr/>
-      </w:pPr>
-      <w:r>
-        <w:rPr/>
-        <w:t xml:space="preserve">Documents attached to a device cannot be uploaded, replaced, or deleted once the review status is “approved”</w:t>
+        <w:jc w:val="left"/>
+        <w:rPr/>
+      </w:pPr>
+      <w:r>
+        <w:rPr/>
+        <w:t>Migrated the production API connection string from the PostgreSQL superuser to the restricted drec_app user</w:t>
+      </w:r>
+    </w:p>
+    <w:p>
+      <w:pPr>
+        <w:pStyle w:val="Heading2"/>
+        <w:jc w:val="left"/>
+        <w:rPr/>
+      </w:pPr>
+      <w:r>
+        <w:rPr/>
+        <w:t>Database Audit Trail</w:t>
       </w:r>
     </w:p>
     <w:p>
@@ -2485,11 +2675,12 @@
           <w:ilvl w:val="0"/>
           <w:numId w:val="1"/>
         </w:numPr>
-        <w:rPr/>
-      </w:pPr>
-      <w:r>
-        <w:rPr/>
-        <w:t xml:space="preserve">Enforced at three API mutation points (upload, delete, document replacement via edit form) — returns HTTP 403 Forbidden</w:t>
+        <w:jc w:val="left"/>
+        <w:rPr/>
+      </w:pPr>
+      <w:r>
+        <w:rPr/>
+        <w:t>History triggers: a history.changes table records the full before/after state (as JSONB) of every INSERT, UPDATE, and DELETE on 15 protected tables, including the database user and timestamp</w:t>
       </w:r>
     </w:p>
     <w:p>
@@ -2499,31 +2690,23 @@
           <w:ilvl w:val="0"/>
           <w:numId w:val="1"/>
         </w:numPr>
-        <w:rPr/>
-      </w:pPr>
-      <w:r>
-        <w:rPr/>
-        <w:t xml:space="preserve">The DELETE restriction on the database user provides a second layer: even if the API guard were bypassed, the application cannot delete rows from protected tables</w:t>
-      </w:r>
-    </w:p>
-    <w:p>
-      <w:pPr>
-        <w:pStyle w:val="Heading1"/>
-        <w:rPr/>
-      </w:pPr>
-      <w:r>
-        <w:rPr/>
-        <w:t xml:space="preserve">ACL Permission Fix</w:t>
-      </w:r>
-    </w:p>
-    <w:p>
-      <w:pPr>
-        <w:pStyle w:val="Normal"/>
-        <w:jc w:val="center"/>
-        <w:rPr/>
-      </w:pPr>
-      <w:r>
-        <w:t xml:space="preserve">Discovered and fixed a critical access control gap: the Reviewer and SeniorReviewer roles were created by migration but never granted permissions to the ACL modules they need.</w:t>
+        <w:jc w:val="left"/>
+        <w:rPr/>
+      </w:pPr>
+      <w:r>
+        <w:rPr/>
+        <w:t>pgAudit: enabled the pgaudit PostgreSQL extension on the production RDS instance; all write operations are logged to AWS CloudWatch Logs with full session context</w:t>
+      </w:r>
+    </w:p>
+    <w:p>
+      <w:pPr>
+        <w:pStyle w:val="Heading2"/>
+        <w:jc w:val="left"/>
+        <w:rPr/>
+      </w:pPr>
+      <w:r>
+        <w:rPr/>
+        <w:t>Document Integrity After Approval</w:t>
       </w:r>
     </w:p>
     <w:p>
@@ -2533,11 +2716,12 @@
           <w:ilvl w:val="0"/>
           <w:numId w:val="1"/>
         </w:numPr>
-        <w:rPr/>
-      </w:pPr>
-      <w:r>
-        <w:rPr/>
-        <w:t xml:space="preserve">DEVICE_REVIEWS_MANAGEMENT_CRUDL — only Admin had access; Reviewer and SeniorReviewer were blocked from all review API endpoints</w:t>
+        <w:jc w:val="left"/>
+        <w:rPr/>
+      </w:pPr>
+      <w:r>
+        <w:rPr/>
+        <w:t>Documents attached to a device cannot be uploaded, replaced, or deleted once the review status is “approved”</w:t>
       </w:r>
     </w:p>
     <w:p>
@@ -2547,11 +2731,12 @@
           <w:ilvl w:val="0"/>
           <w:numId w:val="1"/>
         </w:numPr>
-        <w:rPr/>
-      </w:pPr>
-      <w:r>
-        <w:rPr/>
-        <w:t xml:space="preserve">CHAT_MANAGEMENT_CRUDL — every role except Reviewer and SeniorReviewer was assigned; reviewers could not send or receive chat messages</w:t>
+        <w:jc w:val="left"/>
+        <w:rPr/>
+      </w:pPr>
+      <w:r>
+        <w:rPr/>
+        <w:t>Enforced at three API mutation points (upload, delete, document replacement via edit form) — returns HTTP 403 Forbidden</w:t>
       </w:r>
     </w:p>
     <w:p>
@@ -2561,11 +2746,34 @@
           <w:ilvl w:val="0"/>
           <w:numId w:val="1"/>
         </w:numPr>
-        <w:rPr/>
-      </w:pPr>
-      <w:r>
-        <w:rPr/>
-        <w:t xml:space="preserve">Added migration granting Read+Write to both roles on both modules, with NOT EXISTS guards for idempotency</w:t>
+        <w:jc w:val="left"/>
+        <w:rPr/>
+      </w:pPr>
+      <w:r>
+        <w:rPr/>
+        <w:t>The DELETE restriction on the database user provides a second layer: even if the API guard were bypassed, the application cannot delete rows from protected tables</w:t>
+      </w:r>
+    </w:p>
+    <w:p>
+      <w:pPr>
+        <w:pStyle w:val="Heading1"/>
+        <w:jc w:val="left"/>
+        <w:rPr/>
+      </w:pPr>
+      <w:r>
+        <w:rPr/>
+        <w:t>ACL Permission Fix</w:t>
+      </w:r>
+    </w:p>
+    <w:p>
+      <w:pPr>
+        <w:pStyle w:val="Normal"/>
+        <w:jc w:val="left"/>
+        <w:rPr/>
+      </w:pPr>
+      <w:r>
+        <w:rPr/>
+        <w:t>Discovered and fixed a critical access control gap: the Reviewer and SeniorReviewer roles were created by migration but never granted permissions to the ACL modules they need.</w:t>
       </w:r>
     </w:p>
     <w:p>
@@ -2575,21 +2783,12 @@
           <w:ilvl w:val="0"/>
           <w:numId w:val="1"/>
         </w:numPr>
-        <w:rPr/>
-      </w:pPr>
-      <w:r>
-        <w:rPr/>
-        <w:t xml:space="preserve">Migration uses subqueries on role name rather than hardcoded IDs for portability across environments</w:t>
-      </w:r>
-    </w:p>
-    <w:p>
-      <w:pPr>
-        <w:pStyle w:val="Heading1"/>
-        <w:rPr/>
-      </w:pPr>
-      <w:r>
-        <w:rPr/>
-        <w:t>Next Steps</w:t>
+        <w:jc w:val="left"/>
+        <w:rPr/>
+      </w:pPr>
+      <w:r>
+        <w:rPr/>
+        <w:t>DEVICE_REVIEWS_MANAGEMENT_CRUDL — only Admin had access; Reviewer and SeniorReviewer were blocked from all review API endpoints</w:t>
       </w:r>
     </w:p>
     <w:p>
@@ -2599,11 +2798,12 @@
           <w:ilvl w:val="0"/>
           <w:numId w:val="1"/>
         </w:numPr>
-        <w:rPr/>
-      </w:pPr>
-      <w:r>
-        <w:rPr/>
-        <w:t xml:space="preserve">Deploy the ACL permission migration to staging and production</w:t>
+        <w:jc w:val="left"/>
+        <w:rPr/>
+      </w:pPr>
+      <w:r>
+        <w:rPr/>
+        <w:t>CHAT_MANAGEMENT_CRUDL — every role except Reviewer and SeniorReviewer was assigned; reviewers could not send or receive chat messages</w:t>
       </w:r>
     </w:p>
     <w:p>
@@ -2613,11 +2813,12 @@
           <w:ilvl w:val="0"/>
           <w:numId w:val="1"/>
         </w:numPr>
-        <w:rPr/>
-      </w:pPr>
-      <w:r>
-        <w:rPr/>
-        <w:t xml:space="preserve">Deploy meter-read review module and audit logging enhancements to staging for reviewer testing</w:t>
+        <w:jc w:val="left"/>
+        <w:rPr/>
+      </w:pPr>
+      <w:r>
+        <w:rPr/>
+        <w:t>Added migration granting Read+Write to both roles on both modules, with NOT EXISTS guards for idempotency</w:t>
       </w:r>
     </w:p>
     <w:p>
@@ -2627,11 +2828,23 @@
           <w:ilvl w:val="0"/>
           <w:numId w:val="1"/>
         </w:numPr>
-        <w:rPr/>
-      </w:pPr>
-      <w:r>
-        <w:rPr/>
-        <w:t xml:space="preserve">Implement remaining medium-effort backlog items: retry on API errors, chat unread indicator, PDF download button</w:t>
+        <w:jc w:val="left"/>
+        <w:rPr/>
+      </w:pPr>
+      <w:r>
+        <w:rPr/>
+        <w:t>Migration uses subqueries on role name rather than hardcoded IDs for portability across environments</w:t>
+      </w:r>
+    </w:p>
+    <w:p>
+      <w:pPr>
+        <w:pStyle w:val="Heading1"/>
+        <w:jc w:val="left"/>
+        <w:rPr/>
+      </w:pPr>
+      <w:r>
+        <w:rPr/>
+        <w:t>Next Steps</w:t>
       </w:r>
     </w:p>
     <w:p>
@@ -2641,11 +2854,12 @@
           <w:ilvl w:val="0"/>
           <w:numId w:val="1"/>
         </w:numPr>
-        <w:rPr/>
-      </w:pPr>
-      <w:r>
-        <w:rPr/>
-        <w:t xml:space="preserve">Consider WebSocket upgrade for chat to replace 10-second polling</w:t>
+        <w:jc w:val="left"/>
+        <w:rPr/>
+      </w:pPr>
+      <w:r>
+        <w:rPr/>
+        <w:t>Deploy the ACL permission migration to staging and production</w:t>
       </w:r>
     </w:p>
     <w:p>
@@ -2655,11 +2869,12 @@
           <w:ilvl w:val="0"/>
           <w:numId w:val="1"/>
         </w:numPr>
-        <w:rPr/>
-      </w:pPr>
-      <w:r>
-        <w:rPr/>
-        <w:t xml:space="preserve">Split the 1,600-line documents-window component into smaller sub-components</w:t>
+        <w:jc w:val="left"/>
+        <w:rPr/>
+      </w:pPr>
+      <w:r>
+        <w:rPr/>
+        <w:t>Deploy meter-read review module and audit logging enhancements to staging for reviewer testing</w:t>
       </w:r>
     </w:p>
     <w:p>
@@ -2669,11 +2884,12 @@
           <w:ilvl w:val="0"/>
           <w:numId w:val="1"/>
         </w:numPr>
-        <w:rPr/>
-      </w:pPr>
-      <w:r>
-        <w:rPr/>
-        <w:t xml:space="preserve">Add component test coverage to review modules (currently zero)</w:t>
+        <w:jc w:val="left"/>
+        <w:rPr/>
+      </w:pPr>
+      <w:r>
+        <w:rPr/>
+        <w:t>Implement remaining medium-effort backlog items: retry on API errors, chat unread indicator, PDF download button</w:t>
       </w:r>
     </w:p>
     <w:p>
@@ -2683,11 +2899,59 @@
           <w:ilvl w:val="0"/>
           <w:numId w:val="1"/>
         </w:numPr>
-        <w:rPr/>
-      </w:pPr>
-      <w:r>
-        <w:rPr/>
-        <w:t xml:space="preserve">Continue D-REC Methodology spec alignment (§3.1–3.10 gaps documented in reference memory)</w:t>
+        <w:jc w:val="left"/>
+        <w:rPr/>
+      </w:pPr>
+      <w:r>
+        <w:rPr/>
+        <w:t>Consider WebSocket upgrade for chat to replace 10-second polling</w:t>
+      </w:r>
+    </w:p>
+    <w:p>
+      <w:pPr>
+        <w:pStyle w:val="ListBullet"/>
+        <w:numPr>
+          <w:ilvl w:val="0"/>
+          <w:numId w:val="1"/>
+        </w:numPr>
+        <w:jc w:val="left"/>
+        <w:rPr/>
+      </w:pPr>
+      <w:r>
+        <w:rPr/>
+        <w:t>Split the 1,600-line documents-window component into smaller sub-components</w:t>
+      </w:r>
+    </w:p>
+    <w:p>
+      <w:pPr>
+        <w:pStyle w:val="ListBullet"/>
+        <w:numPr>
+          <w:ilvl w:val="0"/>
+          <w:numId w:val="1"/>
+        </w:numPr>
+        <w:jc w:val="left"/>
+        <w:rPr/>
+      </w:pPr>
+      <w:r>
+        <w:rPr/>
+        <w:t>Add component test coverage to review modules (currently zero)</w:t>
+      </w:r>
+    </w:p>
+    <w:p>
+      <w:pPr>
+        <w:pStyle w:val="ListBullet"/>
+        <w:numPr>
+          <w:ilvl w:val="0"/>
+          <w:numId w:val="1"/>
+        </w:numPr>
+        <w:spacing w:before="0" w:after="200"/>
+        <w:contextualSpacing/>
+        <w:jc w:val="left"/>
+        <w:rPr/>
+      </w:pPr>
+      <w:r>
+        <w:rPr/>
+        <w:t>Continue D-REC Methodology spec alignment (§3.1–3.10 gaps documented in reference memory)</w:t>
       </w:r>
     </w:p>
     <w:sectPr>
@@ -2732,6 +2996,7 @@
         </w:tabs>
         <w:ind w:left="1080" w:hanging="360"/>
       </w:pPr>
+      <w:rPr/>
     </w:lvl>
     <w:lvl w:ilvl="2">
       <w:start w:val="1"/>
@@ -2744,6 +3009,7 @@
         </w:tabs>
         <w:ind w:left="1440" w:hanging="360"/>
       </w:pPr>
+      <w:rPr/>
     </w:lvl>
     <w:lvl w:ilvl="3">
       <w:start w:val="1"/>
@@ -2756,6 +3022,7 @@
         </w:tabs>
         <w:ind w:left="1800" w:hanging="360"/>
       </w:pPr>
+      <w:rPr/>
     </w:lvl>
     <w:lvl w:ilvl="4">
       <w:start w:val="1"/>
@@ -2768,6 +3035,7 @@
         </w:tabs>
         <w:ind w:left="2160" w:hanging="360"/>
       </w:pPr>
+      <w:rPr/>
     </w:lvl>
     <w:lvl w:ilvl="5">
       <w:start w:val="1"/>
@@ -2780,6 +3048,7 @@
         </w:tabs>
         <w:ind w:left="2520" w:hanging="360"/>
       </w:pPr>
+      <w:rPr/>
     </w:lvl>
     <w:lvl w:ilvl="6">
       <w:start w:val="1"/>
@@ -2792,6 +3061,7 @@
         </w:tabs>
         <w:ind w:left="2880" w:hanging="360"/>
       </w:pPr>
+      <w:rPr/>
     </w:lvl>
     <w:lvl w:ilvl="7">
       <w:start w:val="1"/>
@@ -2804,6 +3074,7 @@
         </w:tabs>
         <w:ind w:left="3240" w:hanging="360"/>
       </w:pPr>
+      <w:rPr/>
     </w:lvl>
     <w:lvl w:ilvl="8">
       <w:start w:val="1"/>
@@ -2816,6 +3087,7 @@
         </w:tabs>
         <w:ind w:left="3600" w:hanging="360"/>
       </w:pPr>
+      <w:rPr/>
     </w:lvl>
   </w:abstractNum>
   <w:abstractNum w:abstractNumId="2">
@@ -2845,6 +3117,7 @@
         </w:tabs>
         <w:ind w:left="1080" w:hanging="360"/>
       </w:pPr>
+      <w:rPr/>
     </w:lvl>
     <w:lvl w:ilvl="2">
       <w:start w:val="1"/>
@@ -2857,6 +3130,7 @@
         </w:tabs>
         <w:ind w:left="1440" w:hanging="360"/>
       </w:pPr>
+      <w:rPr/>
     </w:lvl>
     <w:lvl w:ilvl="3">
       <w:start w:val="1"/>
@@ -2869,6 +3143,7 @@
         </w:tabs>
         <w:ind w:left="1800" w:hanging="360"/>
       </w:pPr>
+      <w:rPr/>
     </w:lvl>
     <w:lvl w:ilvl="4">
       <w:start w:val="1"/>
@@ -2881,6 +3156,7 @@
         </w:tabs>
         <w:ind w:left="2160" w:hanging="360"/>
       </w:pPr>
+      <w:rPr/>
     </w:lvl>
     <w:lvl w:ilvl="5">
       <w:start w:val="1"/>
@@ -2893,6 +3169,7 @@
         </w:tabs>
         <w:ind w:left="2520" w:hanging="360"/>
       </w:pPr>
+      <w:rPr/>
     </w:lvl>
     <w:lvl w:ilvl="6">
       <w:start w:val="1"/>
@@ -2905,6 +3182,7 @@
         </w:tabs>
         <w:ind w:left="2880" w:hanging="360"/>
       </w:pPr>
+      <w:rPr/>
     </w:lvl>
     <w:lvl w:ilvl="7">
       <w:start w:val="1"/>
@@ -2917,6 +3195,7 @@
         </w:tabs>
         <w:ind w:left="3240" w:hanging="360"/>
       </w:pPr>
+      <w:rPr/>
     </w:lvl>
     <w:lvl w:ilvl="8">
       <w:start w:val="1"/>
@@ -2929,6 +3208,7 @@
         </w:tabs>
         <w:ind w:left="3600" w:hanging="360"/>
       </w:pPr>
+      <w:rPr/>
     </w:lvl>
   </w:abstractNum>
   <w:abstractNum w:abstractNumId="3">
@@ -2958,6 +3238,7 @@
         </w:tabs>
         <w:ind w:left="1080" w:hanging="360"/>
       </w:pPr>
+      <w:rPr/>
     </w:lvl>
     <w:lvl w:ilvl="2">
       <w:start w:val="1"/>
@@ -2970,6 +3251,7 @@
         </w:tabs>
         <w:ind w:left="1440" w:hanging="360"/>
       </w:pPr>
+      <w:rPr/>
     </w:lvl>
     <w:lvl w:ilvl="3">
       <w:start w:val="1"/>
@@ -2982,6 +3264,7 @@
         </w:tabs>
         <w:ind w:left="1800" w:hanging="360"/>
       </w:pPr>
+      <w:rPr/>
     </w:lvl>
     <w:lvl w:ilvl="4">
       <w:start w:val="1"/>
@@ -2994,6 +3277,7 @@
         </w:tabs>
         <w:ind w:left="2160" w:hanging="360"/>
       </w:pPr>
+      <w:rPr/>
     </w:lvl>
     <w:lvl w:ilvl="5">
       <w:start w:val="1"/>
@@ -3006,6 +3290,7 @@
         </w:tabs>
         <w:ind w:left="2520" w:hanging="360"/>
       </w:pPr>
+      <w:rPr/>
     </w:lvl>
     <w:lvl w:ilvl="6">
       <w:start w:val="1"/>
@@ -3018,6 +3303,7 @@
         </w:tabs>
         <w:ind w:left="2880" w:hanging="360"/>
       </w:pPr>
+      <w:rPr/>
     </w:lvl>
     <w:lvl w:ilvl="7">
       <w:start w:val="1"/>
@@ -3030,6 +3316,7 @@
         </w:tabs>
         <w:ind w:left="3240" w:hanging="360"/>
       </w:pPr>
+      <w:rPr/>
     </w:lvl>
     <w:lvl w:ilvl="8">
       <w:start w:val="1"/>
@@ -3042,6 +3329,7 @@
         </w:tabs>
         <w:ind w:left="3600" w:hanging="360"/>
       </w:pPr>
+      <w:rPr/>
     </w:lvl>
   </w:abstractNum>
   <w:abstractNum w:abstractNumId="4">
@@ -3069,6 +3357,7 @@
         </w:tabs>
         <w:ind w:left="1080" w:hanging="360"/>
       </w:pPr>
+      <w:rPr/>
     </w:lvl>
     <w:lvl w:ilvl="2">
       <w:start w:val="1"/>
@@ -3081,6 +3370,7 @@
         </w:tabs>
         <w:ind w:left="1440" w:hanging="360"/>
       </w:pPr>
+      <w:rPr/>
     </w:lvl>
     <w:lvl w:ilvl="3">
       <w:start w:val="1"/>
@@ -3093,6 +3383,7 @@
         </w:tabs>
         <w:ind w:left="1800" w:hanging="360"/>
       </w:pPr>
+      <w:rPr/>
     </w:lvl>
     <w:lvl w:ilvl="4">
       <w:start w:val="1"/>
@@ -3105,6 +3396,7 @@
         </w:tabs>
         <w:ind w:left="2160" w:hanging="360"/>
       </w:pPr>
+      <w:rPr/>
     </w:lvl>
     <w:lvl w:ilvl="5">
       <w:start w:val="1"/>
@@ -3117,6 +3409,7 @@
         </w:tabs>
         <w:ind w:left="2520" w:hanging="360"/>
       </w:pPr>
+      <w:rPr/>
     </w:lvl>
     <w:lvl w:ilvl="6">
       <w:start w:val="1"/>
@@ -3129,6 +3422,7 @@
         </w:tabs>
         <w:ind w:left="2880" w:hanging="360"/>
       </w:pPr>
+      <w:rPr/>
     </w:lvl>
     <w:lvl w:ilvl="7">
       <w:start w:val="1"/>
@@ -3141,6 +3435,7 @@
         </w:tabs>
         <w:ind w:left="3240" w:hanging="360"/>
       </w:pPr>
+      <w:rPr/>
     </w:lvl>
     <w:lvl w:ilvl="8">
       <w:start w:val="1"/>
@@ -3153,6 +3448,7 @@
         </w:tabs>
         <w:ind w:left="3600" w:hanging="360"/>
       </w:pPr>
+      <w:rPr/>
     </w:lvl>
   </w:abstractNum>
   <w:abstractNum w:abstractNumId="5">
@@ -3180,6 +3476,7 @@
         </w:tabs>
         <w:ind w:left="1080" w:hanging="360"/>
       </w:pPr>
+      <w:rPr/>
     </w:lvl>
     <w:lvl w:ilvl="2">
       <w:start w:val="1"/>
@@ -3192,6 +3489,7 @@
         </w:tabs>
         <w:ind w:left="1440" w:hanging="360"/>
       </w:pPr>
+      <w:rPr/>
     </w:lvl>
     <w:lvl w:ilvl="3">
       <w:start w:val="1"/>
@@ -3204,6 +3502,7 @@
         </w:tabs>
         <w:ind w:left="1800" w:hanging="360"/>
       </w:pPr>
+      <w:rPr/>
     </w:lvl>
     <w:lvl w:ilvl="4">
       <w:start w:val="1"/>
@@ -3216,6 +3515,7 @@
         </w:tabs>
         <w:ind w:left="2160" w:hanging="360"/>
       </w:pPr>
+      <w:rPr/>
     </w:lvl>
     <w:lvl w:ilvl="5">
       <w:start w:val="1"/>
@@ -3228,6 +3528,7 @@
         </w:tabs>
         <w:ind w:left="2520" w:hanging="360"/>
       </w:pPr>
+      <w:rPr/>
     </w:lvl>
     <w:lvl w:ilvl="6">
       <w:start w:val="1"/>
@@ -3240,6 +3541,7 @@
         </w:tabs>
         <w:ind w:left="2880" w:hanging="360"/>
       </w:pPr>
+      <w:rPr/>
     </w:lvl>
     <w:lvl w:ilvl="7">
       <w:start w:val="1"/>
@@ -3252,6 +3554,7 @@
         </w:tabs>
         <w:ind w:left="3240" w:hanging="360"/>
       </w:pPr>
+      <w:rPr/>
     </w:lvl>
     <w:lvl w:ilvl="8">
       <w:start w:val="1"/>
@@ -3264,6 +3567,7 @@
         </w:tabs>
         <w:ind w:left="3600" w:hanging="360"/>
       </w:pPr>
+      <w:rPr/>
     </w:lvl>
   </w:abstractNum>
   <w:abstractNum w:abstractNumId="6">
@@ -3291,6 +3595,7 @@
         </w:tabs>
         <w:ind w:left="1080" w:hanging="360"/>
       </w:pPr>
+      <w:rPr/>
     </w:lvl>
     <w:lvl w:ilvl="2">
       <w:start w:val="1"/>
@@ -3303,6 +3608,7 @@
         </w:tabs>
         <w:ind w:left="1440" w:hanging="360"/>
       </w:pPr>
+      <w:rPr/>
     </w:lvl>
     <w:lvl w:ilvl="3">
       <w:start w:val="1"/>
@@ -3315,6 +3621,7 @@
         </w:tabs>
         <w:ind w:left="1800" w:hanging="360"/>
       </w:pPr>
+      <w:rPr/>
     </w:lvl>
     <w:lvl w:ilvl="4">
       <w:start w:val="1"/>
@@ -3327,6 +3634,7 @@
         </w:tabs>
         <w:ind w:left="2160" w:hanging="360"/>
       </w:pPr>
+      <w:rPr/>
     </w:lvl>
     <w:lvl w:ilvl="5">
       <w:start w:val="1"/>
@@ -3339,6 +3647,7 @@
         </w:tabs>
         <w:ind w:left="2520" w:hanging="360"/>
       </w:pPr>
+      <w:rPr/>
     </w:lvl>
     <w:lvl w:ilvl="6">
       <w:start w:val="1"/>
@@ -3351,6 +3660,7 @@
         </w:tabs>
         <w:ind w:left="2880" w:hanging="360"/>
       </w:pPr>
+      <w:rPr/>
     </w:lvl>
     <w:lvl w:ilvl="7">
       <w:start w:val="1"/>
@@ -3363,6 +3673,7 @@
         </w:tabs>
         <w:ind w:left="3240" w:hanging="360"/>
       </w:pPr>
+      <w:rPr/>
     </w:lvl>
     <w:lvl w:ilvl="8">
       <w:start w:val="1"/>
@@ -3375,6 +3686,7 @@
         </w:tabs>
         <w:ind w:left="3600" w:hanging="360"/>
       </w:pPr>
+      <w:rPr/>
     </w:lvl>
   </w:abstractNum>
   <w:abstractNum w:abstractNumId="7">
@@ -3682,6 +3994,7 @@
     <w:rsid w:val="00fc693f"/>
     <w:pPr>
       <w:widowControl/>
+      <w:suppressAutoHyphens w:val="true"/>
       <w:bidi w:val="0"/>
       <w:spacing w:lineRule="auto" w:line="276" w:before="0" w:after="200"/>
       <w:jc w:val="left"/>
@@ -4374,6 +4687,7 @@
     <w:rsid w:val="00fc693f"/>
     <w:pPr>
       <w:widowControl/>
+      <w:suppressAutoHyphens w:val="true"/>
       <w:bidi w:val="0"/>
       <w:spacing w:lineRule="auto" w:line="240" w:before="0" w:after="0"/>
       <w:jc w:val="left"/>
@@ -4472,24 +4786,29 @@
       <w:szCs w:val="16"/>
     </w:rPr>
   </w:style>
-  <w:style w:type="paragraph" w:styleId="List2">
+  <w:style w:type="paragraph" w:styleId="ListBullet3">
     <w:name w:val="List Bullet 3"/>
     <w:basedOn w:val="Normal"/>
     <w:uiPriority w:val="99"/>
     <w:unhideWhenUsed/>
+    <w:qFormat/>
     <w:rsid w:val="00326f90"/>
     <w:pPr>
+      <w:numPr>
+        <w:ilvl w:val="0"/>
+        <w:numId w:val="3"/>
+      </w:numPr>
       <w:spacing w:before="0" w:after="200"/>
-      <w:ind w:left="720" w:hanging="360"/>
       <w:contextualSpacing/>
     </w:pPr>
     <w:rPr/>
   </w:style>
-  <w:style w:type="paragraph" w:styleId="List3">
+  <w:style w:type="paragraph" w:styleId="ListBullet4">
     <w:name w:val="List Bullet 4"/>
     <w:basedOn w:val="Normal"/>
     <w:uiPriority w:val="99"/>
     <w:unhideWhenUsed/>
+    <w:qFormat/>
     <w:rsid w:val="00326f90"/>
     <w:pPr>
       <w:spacing w:before="0" w:after="200"/>
@@ -4526,23 +4845,6 @@
       <w:numPr>
         <w:ilvl w:val="0"/>
         <w:numId w:val="2"/>
-      </w:numPr>
-      <w:spacing w:before="0" w:after="200"/>
-      <w:contextualSpacing/>
-    </w:pPr>
-    <w:rPr/>
-  </w:style>
-  <w:style w:type="paragraph" w:styleId="ListBullet3">
-    <w:name w:val="List Bullet 3"/>
-    <w:basedOn w:val="Normal"/>
-    <w:uiPriority w:val="99"/>
-    <w:unhideWhenUsed/>
-    <w:qFormat/>
-    <w:rsid w:val="00326f90"/>
-    <w:pPr>
-      <w:numPr>
-        <w:ilvl w:val="0"/>
-        <w:numId w:val="3"/>
       </w:numPr>
       <w:spacing w:before="0" w:after="200"/>
       <w:contextualSpacing/>
@@ -4661,6 +4963,7 @@
         <w:tab w:val="left" w:pos="3456" w:leader="none"/>
         <w:tab w:val="left" w:pos="4032" w:leader="none"/>
       </w:tabs>
+      <w:suppressAutoHyphens w:val="true"/>
       <w:bidi w:val="0"/>
       <w:spacing w:lineRule="auto" w:line="276" w:before="0" w:after="200"/>
       <w:jc w:val="left"/>
